--- a/1_Interview Ans.docx
+++ b/1_Interview Ans.docx
@@ -510,23 +510,23 @@
           <w:b/>
           <w:bCs/>
         </w:rPr>
-        <w:t xml:space="preserve">Login </w:t>
-      </w:r>
-      <w:proofErr w:type="gramStart"/>
-      <w:r>
-        <w:rPr>
-          <w:b/>
-          <w:bCs/>
-        </w:rPr>
-        <w:t>test</w:t>
-      </w:r>
-      <w:proofErr w:type="gramEnd"/>
-      <w:r>
-        <w:rPr>
-          <w:b/>
-          <w:bCs/>
-        </w:rPr>
-        <w:t xml:space="preserve"> take test cases in Hybrid framework:</w:t>
+        <w:t xml:space="preserve">Login test </w:t>
+      </w:r>
+      <w:proofErr w:type="gramStart"/>
+      <w:r>
+        <w:rPr>
+          <w:b/>
+          <w:bCs/>
+        </w:rPr>
+        <w:t>take</w:t>
+      </w:r>
+      <w:proofErr w:type="gramEnd"/>
+      <w:r>
+        <w:rPr>
+          <w:b/>
+          <w:bCs/>
+        </w:rPr>
+        <w:t xml:space="preserve"> test cases in Hybrid framework:</w:t>
       </w:r>
     </w:p>
     <w:p>
@@ -12487,14 +12487,7 @@
           <w:b/>
           <w:bCs/>
         </w:rPr>
-        <w:t xml:space="preserve">Q- </w:t>
-      </w:r>
-      <w:r>
-        <w:rPr>
-          <w:b/>
-          <w:bCs/>
-        </w:rPr>
-        <w:t xml:space="preserve">What is </w:t>
+        <w:t xml:space="preserve">Q- What is </w:t>
       </w:r>
       <w:proofErr w:type="spellStart"/>
       <w:r>
@@ -13020,18 +13013,67 @@
       </w:r>
       <w:proofErr w:type="spellEnd"/>
       <w:r>
-        <w:t>, double amount, String</w:t>
+        <w:t xml:space="preserve">, double amount, String </w:t>
       </w:r>
       <w:r>
         <w:t xml:space="preserve"> </w:t>
       </w:r>
+    </w:p>
+    <w:p>
+      <w:r>
+        <w:t xml:space="preserve">    </w:t>
+      </w:r>
+      <w:proofErr w:type="spellStart"/>
+      <w:r>
+        <w:t>expectedStatus</w:t>
+      </w:r>
+      <w:proofErr w:type="spellEnd"/>
+      <w:r>
+        <w:t>) {</w:t>
+      </w:r>
+    </w:p>
+    <w:p>
+      <w:r>
+        <w:t xml:space="preserve">        </w:t>
+      </w:r>
+      <w:proofErr w:type="spellStart"/>
+      <w:r>
+        <w:t>System.out.println</w:t>
+      </w:r>
+      <w:proofErr w:type="spellEnd"/>
+      <w:r>
+        <w:t xml:space="preserve">("Testing Payment for Card Type: " + </w:t>
+      </w:r>
+      <w:proofErr w:type="spellStart"/>
+      <w:r>
+        <w:t>cardType</w:t>
+      </w:r>
+      <w:proofErr w:type="spellEnd"/>
       <w:r>
         <w:t xml:space="preserve"> </w:t>
       </w:r>
     </w:p>
     <w:p>
       <w:r>
-        <w:t xml:space="preserve">    </w:t>
+        <w:t xml:space="preserve">                            + " | Number: " + </w:t>
+      </w:r>
+      <w:proofErr w:type="spellStart"/>
+      <w:r>
+        <w:t>cardNumber</w:t>
+      </w:r>
+      <w:proofErr w:type="spellEnd"/>
+      <w:r>
+        <w:t xml:space="preserve"> </w:t>
+      </w:r>
+    </w:p>
+    <w:p>
+      <w:r>
+        <w:t xml:space="preserve">                            + " | Amount: " + amount </w:t>
+      </w:r>
+    </w:p>
+    <w:p>
+      <w:r>
+        <w:t xml:space="preserve">                            + " | Expected: " + </w:t>
       </w:r>
       <w:proofErr w:type="spellStart"/>
       <w:r>
@@ -13039,58 +13081,6 @@
       </w:r>
       <w:proofErr w:type="spellEnd"/>
       <w:r>
-        <w:t>) {</w:t>
-      </w:r>
-    </w:p>
-    <w:p>
-      <w:r>
-        <w:t xml:space="preserve">        </w:t>
-      </w:r>
-      <w:proofErr w:type="spellStart"/>
-      <w:r>
-        <w:t>System.out.println</w:t>
-      </w:r>
-      <w:proofErr w:type="spellEnd"/>
-      <w:r>
-        <w:t xml:space="preserve">("Testing Payment for Card Type: " + </w:t>
-      </w:r>
-      <w:proofErr w:type="spellStart"/>
-      <w:r>
-        <w:t>cardType</w:t>
-      </w:r>
-      <w:proofErr w:type="spellEnd"/>
-      <w:r>
-        <w:t xml:space="preserve"> </w:t>
-      </w:r>
-    </w:p>
-    <w:p>
-      <w:r>
-        <w:t xml:space="preserve">                            + " | Number: " + </w:t>
-      </w:r>
-      <w:proofErr w:type="spellStart"/>
-      <w:r>
-        <w:t>cardNumber</w:t>
-      </w:r>
-      <w:proofErr w:type="spellEnd"/>
-      <w:r>
-        <w:t xml:space="preserve"> </w:t>
-      </w:r>
-    </w:p>
-    <w:p>
-      <w:r>
-        <w:t xml:space="preserve">                            + " | Amount: " + amount </w:t>
-      </w:r>
-    </w:p>
-    <w:p>
-      <w:r>
-        <w:t xml:space="preserve">                            + " | Expected: " + </w:t>
-      </w:r>
-      <w:proofErr w:type="spellStart"/>
-      <w:r>
-        <w:t>expectedStatus</w:t>
-      </w:r>
-      <w:proofErr w:type="spellEnd"/>
-      <w:r>
         <w:t>);</w:t>
       </w:r>
     </w:p>
@@ -13123,14 +13113,7 @@
           <w:b/>
           <w:bCs/>
         </w:rPr>
-        <w:t xml:space="preserve"> </w:t>
-      </w:r>
-      <w:r>
-        <w:rPr>
-          <w:b/>
-          <w:bCs/>
-        </w:rPr>
-        <w:t>Difference between Scenario vs Scenario Outline in Cucumber.</w:t>
+        <w:t xml:space="preserve"> Difference between Scenario vs Scenario Outline in Cucumber.</w:t>
       </w:r>
     </w:p>
     <w:tbl>
@@ -13641,19 +13624,7 @@
     </w:p>
     <w:p>
       <w:r>
-        <w:t>When User enters "</w:t>
-      </w:r>
-      <w:r>
-        <w:t>username</w:t>
-      </w:r>
-      <w:r>
-        <w:t>" and "</w:t>
-      </w:r>
-      <w:r>
-        <w:t>PWD</w:t>
-      </w:r>
-      <w:r>
-        <w:t xml:space="preserve">" </w:t>
+        <w:t xml:space="preserve">When User enters "username" and "PWD" </w:t>
       </w:r>
     </w:p>
     <w:p>
@@ -13734,14 +13705,7 @@
           <w:b/>
           <w:bCs/>
         </w:rPr>
-        <w:t xml:space="preserve">Q- </w:t>
-      </w:r>
-      <w:r>
-        <w:rPr>
-          <w:b/>
-          <w:bCs/>
-        </w:rPr>
-        <w:t>How do you pass test data in your automation framework?</w:t>
+        <w:t>Q- How do you pass test data in your automation framework?</w:t>
       </w:r>
     </w:p>
     <w:p>
@@ -14827,14 +14791,7 @@
           <w:b/>
           <w:bCs/>
         </w:rPr>
-        <w:t xml:space="preserve">  </w:t>
-      </w:r>
-      <w:r>
-        <w:rPr>
-          <w:b/>
-          <w:bCs/>
-        </w:rPr>
-        <w:t>What</w:t>
+        <w:t xml:space="preserve">  What</w:t>
       </w:r>
       <w:proofErr w:type="gramEnd"/>
       <w:r>
@@ -14904,10 +14861,77 @@
     </w:p>
     <w:p>
       <w:r>
-        <w:t xml:space="preserve">1. </w:t>
-      </w:r>
-      <w:r>
-        <w:t>What is an HTML Attribute (</w:t>
+        <w:rPr>
+          <w:b/>
+          <w:bCs/>
+        </w:rPr>
+        <w:t xml:space="preserve">Why is </w:t>
+      </w:r>
+      <w:proofErr w:type="spellStart"/>
+      <w:proofErr w:type="gramStart"/>
+      <w:r>
+        <w:rPr>
+          <w:b/>
+          <w:bCs/>
+        </w:rPr>
+        <w:t>getAttribute</w:t>
+      </w:r>
+      <w:proofErr w:type="spellEnd"/>
+      <w:r>
+        <w:rPr>
+          <w:b/>
+          <w:bCs/>
+        </w:rPr>
+        <w:t>(</w:t>
+      </w:r>
+      <w:proofErr w:type="gramEnd"/>
+      <w:r>
+        <w:rPr>
+          <w:b/>
+          <w:bCs/>
+        </w:rPr>
+        <w:t>) used?</w:t>
+      </w:r>
+      <w:r>
+        <w:t xml:space="preserve"> </w:t>
+      </w:r>
+      <w:r>
+        <w:sym w:font="Wingdings" w:char="F0E0"/>
+      </w:r>
+      <w:r>
+        <w:t xml:space="preserve"> </w:t>
+      </w:r>
+      <w:r>
+        <w:t xml:space="preserve">used to fetch the runtime value of an HTML element's attribute (such as value, placeholder, </w:t>
+      </w:r>
+      <w:proofErr w:type="spellStart"/>
+      <w:r>
+        <w:t>src</w:t>
+      </w:r>
+      <w:proofErr w:type="spellEnd"/>
+      <w:r>
+        <w:t xml:space="preserve">, </w:t>
+      </w:r>
+      <w:proofErr w:type="spellStart"/>
+      <w:r>
+        <w:t>href</w:t>
+      </w:r>
+      <w:proofErr w:type="spellEnd"/>
+      <w:r>
+        <w:t>, class, or disabled) from the Web Page DOM.</w:t>
+      </w:r>
+    </w:p>
+    <w:p>
+      <w:pPr>
+        <w:rPr>
+          <w:b/>
+          <w:bCs/>
+        </w:rPr>
+      </w:pPr>
+    </w:p>
+    <w:p>
+      <w:r>
+        <w:t>1. What is an HTML Attribute (</w:t>
       </w:r>
       <w:proofErr w:type="spellStart"/>
       <w:r>
@@ -15030,14 +15054,7 @@
           <w:b/>
           <w:bCs/>
         </w:rPr>
-        <w:t xml:space="preserve">Q- </w:t>
-      </w:r>
-      <w:r>
-        <w:rPr>
-          <w:b/>
-          <w:bCs/>
-        </w:rPr>
-        <w:t>How to fetch all broken links with their name and URL?</w:t>
+        <w:t>Q- How to fetch all broken links with their name and URL?</w:t>
       </w:r>
     </w:p>
     <w:p/>
@@ -15223,6 +15240,7 @@
     </w:p>
     <w:p>
       <w:r>
+        <w:lastRenderedPageBreak/>
         <w:t xml:space="preserve">    public static void </w:t>
       </w:r>
       <w:proofErr w:type="gramStart"/>
@@ -15293,733 +15311,725 @@
     </w:p>
     <w:p>
       <w:r>
+        <w:t xml:space="preserve">        </w:t>
+      </w:r>
+      <w:proofErr w:type="gramStart"/>
+      <w:r>
+        <w:t>driver.manage</w:t>
+      </w:r>
+      <w:proofErr w:type="gramEnd"/>
+      <w:r>
+        <w:t>(</w:t>
+      </w:r>
+      <w:proofErr w:type="gramStart"/>
+      <w:r>
+        <w:t>).timeouts</w:t>
+      </w:r>
+      <w:proofErr w:type="gramEnd"/>
+      <w:r>
+        <w:t>(</w:t>
+      </w:r>
+      <w:proofErr w:type="gramStart"/>
+      <w:r>
+        <w:t>).implicitlyWait</w:t>
+      </w:r>
+      <w:proofErr w:type="gramEnd"/>
+      <w:r>
+        <w:t>(Duration.ofSeconds(10));</w:t>
+      </w:r>
+    </w:p>
+    <w:p/>
+    <w:p>
+      <w:r>
+        <w:t xml:space="preserve">        // Navigate to the target web application</w:t>
+      </w:r>
+    </w:p>
+    <w:p>
+      <w:r>
+        <w:t xml:space="preserve">        </w:t>
+      </w:r>
+      <w:proofErr w:type="spellStart"/>
+      <w:r>
+        <w:t>driver.get</w:t>
+      </w:r>
+      <w:proofErr w:type="spellEnd"/>
+      <w:r>
+        <w:t>("https://example.com/banking/dashboard");</w:t>
+      </w:r>
+    </w:p>
+    <w:p/>
+    <w:p>
+      <w:r>
+        <w:t xml:space="preserve">        // Step 1: Collect all anchor tags with '</w:t>
+      </w:r>
+      <w:proofErr w:type="spellStart"/>
+      <w:r>
+        <w:t>href</w:t>
+      </w:r>
+      <w:proofErr w:type="spellEnd"/>
+      <w:r>
+        <w:t>' attribute</w:t>
+      </w:r>
+    </w:p>
+    <w:p>
+      <w:r>
+        <w:t xml:space="preserve">        List&lt;</w:t>
+      </w:r>
+      <w:proofErr w:type="spellStart"/>
+      <w:r>
+        <w:t>WebElement</w:t>
+      </w:r>
+      <w:proofErr w:type="spellEnd"/>
+      <w:r>
+        <w:t xml:space="preserve">&gt; links = </w:t>
+      </w:r>
+      <w:proofErr w:type="spellStart"/>
+      <w:proofErr w:type="gramStart"/>
+      <w:r>
+        <w:t>driver.findElements</w:t>
+      </w:r>
+      <w:proofErr w:type="spellEnd"/>
+      <w:proofErr w:type="gramEnd"/>
+      <w:r>
+        <w:t>(</w:t>
+      </w:r>
+      <w:proofErr w:type="spellStart"/>
+      <w:proofErr w:type="gramStart"/>
+      <w:r>
+        <w:t>By.tagName</w:t>
+      </w:r>
+      <w:proofErr w:type="spellEnd"/>
+      <w:proofErr w:type="gramEnd"/>
+      <w:r>
+        <w:t>("a"));</w:t>
+      </w:r>
+    </w:p>
+    <w:p>
+      <w:r>
+        <w:t xml:space="preserve">        </w:t>
+      </w:r>
+      <w:proofErr w:type="spellStart"/>
+      <w:r>
+        <w:t>System.out.println</w:t>
+      </w:r>
+      <w:proofErr w:type="spellEnd"/>
+      <w:r>
+        <w:t xml:space="preserve">("Total links found on page: " + </w:t>
+      </w:r>
+      <w:proofErr w:type="spellStart"/>
+      <w:proofErr w:type="gramStart"/>
+      <w:r>
+        <w:t>links.size</w:t>
+      </w:r>
+      <w:proofErr w:type="spellEnd"/>
+      <w:proofErr w:type="gramEnd"/>
+      <w:r>
+        <w:t>());</w:t>
+      </w:r>
+    </w:p>
+    <w:p/>
+    <w:p>
+      <w:r>
+        <w:t xml:space="preserve">        int </w:t>
+      </w:r>
+      <w:proofErr w:type="spellStart"/>
+      <w:r>
+        <w:t>brokenLinksCount</w:t>
+      </w:r>
+      <w:proofErr w:type="spellEnd"/>
+      <w:r>
+        <w:t xml:space="preserve"> = 0;</w:t>
+      </w:r>
+    </w:p>
+    <w:p/>
+    <w:p>
+      <w:r>
+        <w:t xml:space="preserve">        // Step 2: Iterate through each link and check HTTP response</w:t>
+      </w:r>
+    </w:p>
+    <w:p>
+      <w:r>
+        <w:t xml:space="preserve">        for (</w:t>
+      </w:r>
+      <w:proofErr w:type="spellStart"/>
+      <w:r>
+        <w:t>WebElement</w:t>
+      </w:r>
+      <w:proofErr w:type="spellEnd"/>
+      <w:r>
+        <w:t xml:space="preserve"> </w:t>
+      </w:r>
+      <w:proofErr w:type="gramStart"/>
+      <w:r>
+        <w:t>link :</w:t>
+      </w:r>
+      <w:proofErr w:type="gramEnd"/>
+      <w:r>
+        <w:t xml:space="preserve"> links) {</w:t>
+      </w:r>
+    </w:p>
+    <w:p>
+      <w:r>
+        <w:t xml:space="preserve">            String </w:t>
+      </w:r>
+      <w:proofErr w:type="spellStart"/>
+      <w:r>
+        <w:t>urlString</w:t>
+      </w:r>
+      <w:proofErr w:type="spellEnd"/>
+      <w:r>
+        <w:t xml:space="preserve"> = </w:t>
+      </w:r>
+      <w:proofErr w:type="spellStart"/>
+      <w:proofErr w:type="gramStart"/>
+      <w:r>
+        <w:t>link.getAttribute</w:t>
+      </w:r>
+      <w:proofErr w:type="spellEnd"/>
+      <w:proofErr w:type="gramEnd"/>
+      <w:r>
+        <w:t>("</w:t>
+      </w:r>
+      <w:proofErr w:type="spellStart"/>
+      <w:r>
+        <w:t>href</w:t>
+      </w:r>
+      <w:proofErr w:type="spellEnd"/>
+      <w:r>
+        <w:t>");</w:t>
+      </w:r>
+    </w:p>
+    <w:p>
+      <w:r>
+        <w:t xml:space="preserve">            String </w:t>
+      </w:r>
+      <w:proofErr w:type="spellStart"/>
+      <w:r>
+        <w:t>linkName</w:t>
+      </w:r>
+      <w:proofErr w:type="spellEnd"/>
+      <w:r>
+        <w:t xml:space="preserve"> = </w:t>
+      </w:r>
+      <w:proofErr w:type="spellStart"/>
+      <w:proofErr w:type="gramStart"/>
+      <w:r>
+        <w:t>link.getText</w:t>
+      </w:r>
+      <w:proofErr w:type="spellEnd"/>
+      <w:proofErr w:type="gramEnd"/>
+      <w:r>
+        <w:t>(</w:t>
+      </w:r>
+      <w:proofErr w:type="gramStart"/>
+      <w:r>
+        <w:t>).trim</w:t>
+      </w:r>
+      <w:proofErr w:type="gramEnd"/>
+      <w:r>
+        <w:t>();</w:t>
+      </w:r>
+    </w:p>
+    <w:p/>
+    <w:p>
+      <w:r>
+        <w:t xml:space="preserve">            // Validate if the URL is null, empty, or points to JavaScript/mail</w:t>
+      </w:r>
+    </w:p>
+    <w:p>
+      <w:r>
+        <w:t xml:space="preserve">            if (</w:t>
+      </w:r>
+      <w:proofErr w:type="spellStart"/>
+      <w:r>
+        <w:t>urlString</w:t>
+      </w:r>
+      <w:proofErr w:type="spellEnd"/>
+      <w:r>
+        <w:t xml:space="preserve"> == null || </w:t>
+      </w:r>
+      <w:proofErr w:type="spellStart"/>
+      <w:r>
+        <w:t>urlString.isEmpty</w:t>
+      </w:r>
+      <w:proofErr w:type="spellEnd"/>
+      <w:r>
+        <w:t>()) {</w:t>
+      </w:r>
+    </w:p>
+    <w:p>
+      <w:r>
+        <w:t xml:space="preserve">                </w:t>
+      </w:r>
+      <w:proofErr w:type="spellStart"/>
+      <w:r>
+        <w:t>System.out.println</w:t>
+      </w:r>
+      <w:proofErr w:type="spellEnd"/>
+      <w:r>
+        <w:t xml:space="preserve">("URL for link '" + </w:t>
+      </w:r>
+      <w:proofErr w:type="spellStart"/>
+      <w:r>
+        <w:t>linkName</w:t>
+      </w:r>
+      <w:proofErr w:type="spellEnd"/>
+      <w:r>
+        <w:t xml:space="preserve"> + "' is empty or null.");</w:t>
+      </w:r>
+    </w:p>
+    <w:p>
+      <w:r>
+        <w:t xml:space="preserve">                continue;</w:t>
+      </w:r>
+    </w:p>
+    <w:p>
+      <w:r>
+        <w:t xml:space="preserve">            }</w:t>
+      </w:r>
+    </w:p>
+    <w:p/>
+    <w:p>
+      <w:r>
+        <w:t xml:space="preserve">            if (</w:t>
+      </w:r>
+      <w:proofErr w:type="spellStart"/>
+      <w:r>
+        <w:t>urlString.startsWith</w:t>
+      </w:r>
+      <w:proofErr w:type="spellEnd"/>
+      <w:r>
+        <w:t>("</w:t>
+      </w:r>
+      <w:proofErr w:type="spellStart"/>
+      <w:r>
+        <w:t>javascript</w:t>
+      </w:r>
+      <w:proofErr w:type="spellEnd"/>
+      <w:r>
+        <w:t xml:space="preserve">") || </w:t>
+      </w:r>
+      <w:proofErr w:type="spellStart"/>
+      <w:r>
+        <w:t>urlString.startsWith</w:t>
+      </w:r>
+      <w:proofErr w:type="spellEnd"/>
+      <w:r>
+        <w:t>("mailto:")) {</w:t>
+      </w:r>
+    </w:p>
+    <w:p>
+      <w:r>
+        <w:t xml:space="preserve">                // Skip non-HTTP links</w:t>
+      </w:r>
+    </w:p>
+    <w:p>
+      <w:r>
+        <w:t xml:space="preserve">                continue;</w:t>
+      </w:r>
+    </w:p>
+    <w:p>
+      <w:r>
+        <w:t xml:space="preserve">            }</w:t>
+      </w:r>
+    </w:p>
+    <w:p/>
+    <w:p>
+      <w:r>
+        <w:t xml:space="preserve">            try {</w:t>
+      </w:r>
+    </w:p>
+    <w:p>
+      <w:r>
         <w:lastRenderedPageBreak/>
+        <w:t xml:space="preserve">                URL </w:t>
+      </w:r>
+      <w:proofErr w:type="spellStart"/>
+      <w:r>
+        <w:t>url</w:t>
+      </w:r>
+      <w:proofErr w:type="spellEnd"/>
+      <w:r>
+        <w:t xml:space="preserve"> = new </w:t>
+      </w:r>
+      <w:proofErr w:type="gramStart"/>
+      <w:r>
+        <w:t>URL(</w:t>
+      </w:r>
+      <w:proofErr w:type="spellStart"/>
+      <w:proofErr w:type="gramEnd"/>
+      <w:r>
+        <w:t>urlString</w:t>
+      </w:r>
+      <w:proofErr w:type="spellEnd"/>
+      <w:r>
+        <w:t>);</w:t>
+      </w:r>
+    </w:p>
+    <w:p>
+      <w:r>
+        <w:t xml:space="preserve">                </w:t>
+      </w:r>
+      <w:proofErr w:type="spellStart"/>
+      <w:r>
+        <w:t>HttpURLConnection</w:t>
+      </w:r>
+      <w:proofErr w:type="spellEnd"/>
+      <w:r>
+        <w:t xml:space="preserve"> connection = (</w:t>
+      </w:r>
+      <w:proofErr w:type="spellStart"/>
+      <w:r>
+        <w:t>HttpURLConnection</w:t>
+      </w:r>
+      <w:proofErr w:type="spellEnd"/>
+      <w:r>
+        <w:t xml:space="preserve">) </w:t>
+      </w:r>
+      <w:proofErr w:type="spellStart"/>
+      <w:proofErr w:type="gramStart"/>
+      <w:r>
+        <w:t>url.openConnection</w:t>
+      </w:r>
+      <w:proofErr w:type="spellEnd"/>
+      <w:proofErr w:type="gramEnd"/>
+      <w:r>
+        <w:t>();</w:t>
+      </w:r>
+    </w:p>
+    <w:p>
+      <w:r>
+        <w:t xml:space="preserve">                </w:t>
+      </w:r>
+      <w:proofErr w:type="spellStart"/>
+      <w:proofErr w:type="gramStart"/>
+      <w:r>
+        <w:t>connection.setConnectTimeout</w:t>
+      </w:r>
+      <w:proofErr w:type="spellEnd"/>
+      <w:proofErr w:type="gramEnd"/>
+      <w:r>
+        <w:t>(5000); // 5 seconds timeout</w:t>
+      </w:r>
+    </w:p>
+    <w:p>
+      <w:r>
+        <w:t xml:space="preserve">                </w:t>
+      </w:r>
+      <w:proofErr w:type="spellStart"/>
+      <w:proofErr w:type="gramStart"/>
+      <w:r>
+        <w:t>connection.setRequestMethod</w:t>
+      </w:r>
+      <w:proofErr w:type="spellEnd"/>
+      <w:proofErr w:type="gramEnd"/>
+      <w:r>
+        <w:t>("GET");</w:t>
+      </w:r>
+    </w:p>
+    <w:p>
+      <w:r>
+        <w:t xml:space="preserve">                </w:t>
+      </w:r>
+      <w:proofErr w:type="spellStart"/>
+      <w:proofErr w:type="gramStart"/>
+      <w:r>
+        <w:t>connection.connect</w:t>
+      </w:r>
+      <w:proofErr w:type="spellEnd"/>
+      <w:proofErr w:type="gramEnd"/>
+      <w:r>
+        <w:t>();</w:t>
+      </w:r>
+    </w:p>
+    <w:p/>
+    <w:p>
+      <w:r>
+        <w:t xml:space="preserve">                int </w:t>
+      </w:r>
+      <w:proofErr w:type="spellStart"/>
+      <w:r>
+        <w:t>responseCode</w:t>
+      </w:r>
+      <w:proofErr w:type="spellEnd"/>
+      <w:r>
+        <w:t xml:space="preserve"> = </w:t>
+      </w:r>
+      <w:proofErr w:type="spellStart"/>
+      <w:proofErr w:type="gramStart"/>
+      <w:r>
+        <w:t>connection.getResponseCode</w:t>
+      </w:r>
+      <w:proofErr w:type="spellEnd"/>
+      <w:proofErr w:type="gramEnd"/>
+      <w:r>
+        <w:t>();</w:t>
+      </w:r>
+    </w:p>
+    <w:p/>
+    <w:p>
+      <w:r>
+        <w:t xml:space="preserve">                // Step 3: Identify broken links (HTTP status code &gt;= 400)</w:t>
+      </w:r>
+    </w:p>
+    <w:p>
+      <w:r>
+        <w:t xml:space="preserve">                if (</w:t>
+      </w:r>
+      <w:proofErr w:type="spellStart"/>
+      <w:r>
+        <w:t>responseCode</w:t>
+      </w:r>
+      <w:proofErr w:type="spellEnd"/>
+      <w:r>
+        <w:t xml:space="preserve"> &gt;= 400) {</w:t>
+      </w:r>
+    </w:p>
+    <w:p>
+      <w:r>
+        <w:t xml:space="preserve">                    </w:t>
+      </w:r>
+      <w:proofErr w:type="spellStart"/>
+      <w:r>
+        <w:t>brokenLinksCount</w:t>
+      </w:r>
+      <w:proofErr w:type="spellEnd"/>
+      <w:r>
+        <w:t>++;</w:t>
+      </w:r>
+    </w:p>
+    <w:p>
+      <w:r>
+        <w:t xml:space="preserve">                    </w:t>
+      </w:r>
+      <w:proofErr w:type="spellStart"/>
+      <w:r>
+        <w:t>System.out.println</w:t>
+      </w:r>
+      <w:proofErr w:type="spellEnd"/>
+      <w:r>
+        <w:t xml:space="preserve">("[BROKEN LINK] Name: \"" + </w:t>
+      </w:r>
+      <w:proofErr w:type="spellStart"/>
+      <w:r>
+        <w:t>linkName</w:t>
+      </w:r>
+      <w:proofErr w:type="spellEnd"/>
+      <w:r>
+        <w:t xml:space="preserve"> + "\" | URL: " + </w:t>
+      </w:r>
+      <w:proofErr w:type="spellStart"/>
+      <w:r>
+        <w:t>urlString</w:t>
+      </w:r>
+      <w:proofErr w:type="spellEnd"/>
+      <w:r>
+        <w:t xml:space="preserve"> + " | Status Code: " + </w:t>
+      </w:r>
+      <w:proofErr w:type="spellStart"/>
+      <w:r>
+        <w:t>responseCode</w:t>
+      </w:r>
+      <w:proofErr w:type="spellEnd"/>
+      <w:r>
+        <w:t>);</w:t>
+      </w:r>
+    </w:p>
+    <w:p>
+      <w:r>
+        <w:t xml:space="preserve">                } else {</w:t>
+      </w:r>
+    </w:p>
+    <w:p>
+      <w:r>
+        <w:t xml:space="preserve">                    </w:t>
+      </w:r>
+      <w:proofErr w:type="spellStart"/>
+      <w:r>
+        <w:t>System.out.println</w:t>
+      </w:r>
+      <w:proofErr w:type="spellEnd"/>
+      <w:r>
+        <w:t xml:space="preserve">("[VALID LINK] Name: \"" + </w:t>
+      </w:r>
+      <w:proofErr w:type="spellStart"/>
+      <w:r>
+        <w:t>linkName</w:t>
+      </w:r>
+      <w:proofErr w:type="spellEnd"/>
+      <w:r>
+        <w:t xml:space="preserve"> + "\" | URL: " + </w:t>
+      </w:r>
+      <w:proofErr w:type="spellStart"/>
+      <w:r>
+        <w:t>urlString</w:t>
+      </w:r>
+      <w:proofErr w:type="spellEnd"/>
+      <w:r>
+        <w:t xml:space="preserve"> + " | Status Code: " + </w:t>
+      </w:r>
+      <w:proofErr w:type="spellStart"/>
+      <w:r>
+        <w:t>responseCode</w:t>
+      </w:r>
+      <w:proofErr w:type="spellEnd"/>
+      <w:r>
+        <w:t>);</w:t>
+      </w:r>
+    </w:p>
+    <w:p>
+      <w:r>
+        <w:t xml:space="preserve">                }</w:t>
+      </w:r>
+    </w:p>
+    <w:p>
+      <w:r>
+        <w:t xml:space="preserve">            } catch (</w:t>
+      </w:r>
+      <w:proofErr w:type="spellStart"/>
+      <w:r>
+        <w:t>IOException</w:t>
+      </w:r>
+      <w:proofErr w:type="spellEnd"/>
+      <w:r>
+        <w:t xml:space="preserve"> e) {</w:t>
+      </w:r>
+    </w:p>
+    <w:p>
+      <w:r>
+        <w:t xml:space="preserve">                </w:t>
+      </w:r>
+      <w:proofErr w:type="spellStart"/>
+      <w:r>
+        <w:t>brokenLinksCount</w:t>
+      </w:r>
+      <w:proofErr w:type="spellEnd"/>
+      <w:r>
+        <w:t>++;</w:t>
+      </w:r>
+    </w:p>
+    <w:p>
+      <w:r>
+        <w:t xml:space="preserve">                </w:t>
+      </w:r>
+      <w:proofErr w:type="spellStart"/>
+      <w:r>
+        <w:t>System.out.println</w:t>
+      </w:r>
+      <w:proofErr w:type="spellEnd"/>
+      <w:r>
+        <w:t xml:space="preserve">("[BROKEN/ERROR LINK] Name: \"" + </w:t>
+      </w:r>
+      <w:proofErr w:type="spellStart"/>
+      <w:r>
+        <w:t>linkName</w:t>
+      </w:r>
+      <w:proofErr w:type="spellEnd"/>
+      <w:r>
+        <w:t xml:space="preserve"> + "\" | URL: " + </w:t>
+      </w:r>
+      <w:proofErr w:type="spellStart"/>
+      <w:r>
+        <w:t>urlString</w:t>
+      </w:r>
+      <w:proofErr w:type="spellEnd"/>
+      <w:r>
+        <w:t xml:space="preserve"> + " | Exception: " + </w:t>
+      </w:r>
+      <w:proofErr w:type="spellStart"/>
+      <w:proofErr w:type="gramStart"/>
+      <w:r>
+        <w:t>e.getMessage</w:t>
+      </w:r>
+      <w:proofErr w:type="spellEnd"/>
+      <w:proofErr w:type="gramEnd"/>
+      <w:r>
+        <w:t>());</w:t>
+      </w:r>
+    </w:p>
+    <w:p>
+      <w:r>
+        <w:t xml:space="preserve">            }</w:t>
+      </w:r>
+    </w:p>
+    <w:p>
+      <w:r>
+        <w:t xml:space="preserve">        }</w:t>
+      </w:r>
+    </w:p>
+    <w:p>
+      <w:r>
         <w:t xml:space="preserve">        </w:t>
       </w:r>
-      <w:proofErr w:type="gramStart"/>
-      <w:r>
-        <w:t>driver.manage</w:t>
-      </w:r>
-      <w:proofErr w:type="gramEnd"/>
-      <w:r>
-        <w:t>(</w:t>
-      </w:r>
-      <w:proofErr w:type="gramStart"/>
-      <w:r>
-        <w:t>).timeouts</w:t>
-      </w:r>
-      <w:proofErr w:type="gramEnd"/>
-      <w:r>
-        <w:t>(</w:t>
-      </w:r>
-      <w:proofErr w:type="gramStart"/>
-      <w:r>
-        <w:t>).implicitlyWait</w:t>
-      </w:r>
-      <w:proofErr w:type="gramEnd"/>
-      <w:r>
-        <w:t>(Duration.ofSeconds(10));</w:t>
+      <w:proofErr w:type="spellStart"/>
+      <w:r>
+        <w:t>System.out.println</w:t>
+      </w:r>
+      <w:proofErr w:type="spellEnd"/>
+      <w:r>
+        <w:t>("\</w:t>
+      </w:r>
+      <w:proofErr w:type="spellStart"/>
+      <w:r>
+        <w:t>nTotal</w:t>
+      </w:r>
+      <w:proofErr w:type="spellEnd"/>
+      <w:r>
+        <w:t xml:space="preserve"> Broken Links Found: " + </w:t>
+      </w:r>
+      <w:proofErr w:type="spellStart"/>
+      <w:r>
+        <w:t>brokenLinksCount</w:t>
+      </w:r>
+      <w:proofErr w:type="spellEnd"/>
+      <w:r>
+        <w:t>);</w:t>
+      </w:r>
+    </w:p>
+    <w:p>
+      <w:r>
+        <w:t xml:space="preserve">        // Close the browser</w:t>
+      </w:r>
+    </w:p>
+    <w:p>
+      <w:r>
+        <w:t xml:space="preserve">        </w:t>
+      </w:r>
+      <w:proofErr w:type="spellStart"/>
+      <w:proofErr w:type="gramStart"/>
+      <w:r>
+        <w:t>driver.quit</w:t>
+      </w:r>
+      <w:proofErr w:type="spellEnd"/>
+      <w:proofErr w:type="gramEnd"/>
+      <w:r>
+        <w:t>();</w:t>
+      </w:r>
+    </w:p>
+    <w:p>
+      <w:r>
+        <w:t xml:space="preserve">    }</w:t>
+      </w:r>
+    </w:p>
+    <w:p>
+      <w:r>
+        <w:t>}</w:t>
       </w:r>
     </w:p>
     <w:p/>
     <w:p>
-      <w:r>
-        <w:t xml:space="preserve">        // Navigate to the target web application</w:t>
-      </w:r>
-    </w:p>
-    <w:p>
-      <w:r>
-        <w:t xml:space="preserve">        </w:t>
-      </w:r>
-      <w:proofErr w:type="spellStart"/>
-      <w:r>
-        <w:t>driver.get</w:t>
-      </w:r>
-      <w:proofErr w:type="spellEnd"/>
-      <w:r>
-        <w:t>("https://example.com/banking/dashboard");</w:t>
-      </w:r>
-    </w:p>
-    <w:p/>
-    <w:p>
-      <w:r>
-        <w:t xml:space="preserve">        // Step 1: Collect all anchor tags with '</w:t>
-      </w:r>
-      <w:proofErr w:type="spellStart"/>
-      <w:r>
-        <w:t>href</w:t>
-      </w:r>
-      <w:proofErr w:type="spellEnd"/>
-      <w:r>
-        <w:t>' attribute</w:t>
-      </w:r>
-    </w:p>
-    <w:p>
-      <w:r>
-        <w:t xml:space="preserve">        List&lt;</w:t>
-      </w:r>
-      <w:proofErr w:type="spellStart"/>
-      <w:r>
-        <w:t>WebElement</w:t>
-      </w:r>
-      <w:proofErr w:type="spellEnd"/>
-      <w:r>
-        <w:t xml:space="preserve">&gt; links = </w:t>
-      </w:r>
-      <w:proofErr w:type="spellStart"/>
-      <w:proofErr w:type="gramStart"/>
-      <w:r>
-        <w:t>driver.findElements</w:t>
-      </w:r>
-      <w:proofErr w:type="spellEnd"/>
-      <w:proofErr w:type="gramEnd"/>
-      <w:r>
-        <w:t>(</w:t>
-      </w:r>
-      <w:proofErr w:type="spellStart"/>
-      <w:proofErr w:type="gramStart"/>
-      <w:r>
-        <w:t>By.tagName</w:t>
-      </w:r>
-      <w:proofErr w:type="spellEnd"/>
-      <w:proofErr w:type="gramEnd"/>
-      <w:r>
-        <w:t>("a"));</w:t>
-      </w:r>
-    </w:p>
-    <w:p>
-      <w:r>
-        <w:t xml:space="preserve">        </w:t>
-      </w:r>
-      <w:proofErr w:type="spellStart"/>
-      <w:r>
-        <w:t>System.out.println</w:t>
-      </w:r>
-      <w:proofErr w:type="spellEnd"/>
-      <w:r>
-        <w:t xml:space="preserve">("Total links found on page: " + </w:t>
-      </w:r>
-      <w:proofErr w:type="spellStart"/>
-      <w:proofErr w:type="gramStart"/>
-      <w:r>
-        <w:t>links.size</w:t>
-      </w:r>
-      <w:proofErr w:type="spellEnd"/>
-      <w:proofErr w:type="gramEnd"/>
-      <w:r>
-        <w:t>());</w:t>
-      </w:r>
-    </w:p>
-    <w:p/>
-    <w:p>
-      <w:r>
-        <w:t xml:space="preserve">        int </w:t>
-      </w:r>
-      <w:proofErr w:type="spellStart"/>
-      <w:r>
-        <w:t>brokenLinksCount</w:t>
-      </w:r>
-      <w:proofErr w:type="spellEnd"/>
-      <w:r>
-        <w:t xml:space="preserve"> = 0;</w:t>
-      </w:r>
-    </w:p>
-    <w:p/>
-    <w:p>
-      <w:r>
-        <w:t xml:space="preserve">        // Step 2: Iterate through each link and check HTTP response</w:t>
-      </w:r>
-    </w:p>
-    <w:p>
-      <w:r>
-        <w:t xml:space="preserve">        for (</w:t>
-      </w:r>
-      <w:proofErr w:type="spellStart"/>
-      <w:r>
-        <w:t>WebElement</w:t>
-      </w:r>
-      <w:proofErr w:type="spellEnd"/>
-      <w:r>
-        <w:t xml:space="preserve"> </w:t>
-      </w:r>
-      <w:proofErr w:type="gramStart"/>
-      <w:r>
-        <w:t>link :</w:t>
-      </w:r>
-      <w:proofErr w:type="gramEnd"/>
-      <w:r>
-        <w:t xml:space="preserve"> links) {</w:t>
-      </w:r>
-    </w:p>
-    <w:p>
-      <w:r>
-        <w:t xml:space="preserve">            String </w:t>
-      </w:r>
-      <w:proofErr w:type="spellStart"/>
-      <w:r>
-        <w:t>urlString</w:t>
-      </w:r>
-      <w:proofErr w:type="spellEnd"/>
-      <w:r>
-        <w:t xml:space="preserve"> = </w:t>
-      </w:r>
-      <w:proofErr w:type="spellStart"/>
-      <w:proofErr w:type="gramStart"/>
-      <w:r>
-        <w:t>link.getAttribute</w:t>
-      </w:r>
-      <w:proofErr w:type="spellEnd"/>
-      <w:proofErr w:type="gramEnd"/>
-      <w:r>
-        <w:t>("</w:t>
-      </w:r>
-      <w:proofErr w:type="spellStart"/>
-      <w:r>
-        <w:t>href</w:t>
-      </w:r>
-      <w:proofErr w:type="spellEnd"/>
-      <w:r>
-        <w:t>");</w:t>
-      </w:r>
-    </w:p>
-    <w:p>
-      <w:r>
-        <w:t xml:space="preserve">            String </w:t>
-      </w:r>
-      <w:proofErr w:type="spellStart"/>
-      <w:r>
-        <w:t>linkName</w:t>
-      </w:r>
-      <w:proofErr w:type="spellEnd"/>
-      <w:r>
-        <w:t xml:space="preserve"> = </w:t>
-      </w:r>
-      <w:proofErr w:type="spellStart"/>
-      <w:proofErr w:type="gramStart"/>
-      <w:r>
-        <w:t>link.getText</w:t>
-      </w:r>
-      <w:proofErr w:type="spellEnd"/>
-      <w:proofErr w:type="gramEnd"/>
-      <w:r>
-        <w:t>(</w:t>
-      </w:r>
-      <w:proofErr w:type="gramStart"/>
-      <w:r>
-        <w:t>).trim</w:t>
-      </w:r>
-      <w:proofErr w:type="gramEnd"/>
-      <w:r>
-        <w:t>();</w:t>
-      </w:r>
-    </w:p>
-    <w:p/>
-    <w:p>
-      <w:r>
-        <w:t xml:space="preserve">            // Validate if the URL is null, empty, or points to JavaScript/mail</w:t>
-      </w:r>
-    </w:p>
-    <w:p>
-      <w:r>
-        <w:t xml:space="preserve">            if (</w:t>
-      </w:r>
-      <w:proofErr w:type="spellStart"/>
-      <w:r>
-        <w:t>urlString</w:t>
-      </w:r>
-      <w:proofErr w:type="spellEnd"/>
-      <w:r>
-        <w:t xml:space="preserve"> == null || </w:t>
-      </w:r>
-      <w:proofErr w:type="spellStart"/>
-      <w:r>
-        <w:t>urlString.isEmpty</w:t>
-      </w:r>
-      <w:proofErr w:type="spellEnd"/>
-      <w:r>
-        <w:t>()) {</w:t>
-      </w:r>
-    </w:p>
-    <w:p>
-      <w:r>
-        <w:t xml:space="preserve">                </w:t>
-      </w:r>
-      <w:proofErr w:type="spellStart"/>
-      <w:r>
-        <w:t>System.out.println</w:t>
-      </w:r>
-      <w:proofErr w:type="spellEnd"/>
-      <w:r>
-        <w:t xml:space="preserve">("URL for link '" + </w:t>
-      </w:r>
-      <w:proofErr w:type="spellStart"/>
-      <w:r>
-        <w:t>linkName</w:t>
-      </w:r>
-      <w:proofErr w:type="spellEnd"/>
-      <w:r>
-        <w:t xml:space="preserve"> + "' is empty or null.");</w:t>
-      </w:r>
-    </w:p>
-    <w:p>
-      <w:r>
-        <w:t xml:space="preserve">                continue;</w:t>
-      </w:r>
-    </w:p>
-    <w:p>
-      <w:r>
-        <w:t xml:space="preserve">            }</w:t>
-      </w:r>
-    </w:p>
-    <w:p/>
-    <w:p>
-      <w:r>
-        <w:t xml:space="preserve">            if (</w:t>
-      </w:r>
-      <w:proofErr w:type="spellStart"/>
-      <w:r>
-        <w:t>urlString.startsWith</w:t>
-      </w:r>
-      <w:proofErr w:type="spellEnd"/>
-      <w:r>
-        <w:t>("</w:t>
-      </w:r>
-      <w:proofErr w:type="spellStart"/>
-      <w:r>
-        <w:t>javascript</w:t>
-      </w:r>
-      <w:proofErr w:type="spellEnd"/>
-      <w:r>
-        <w:t xml:space="preserve">") || </w:t>
-      </w:r>
-      <w:proofErr w:type="spellStart"/>
-      <w:r>
-        <w:t>urlString.startsWith</w:t>
-      </w:r>
-      <w:proofErr w:type="spellEnd"/>
-      <w:r>
-        <w:t>("mailto:")) {</w:t>
-      </w:r>
-    </w:p>
-    <w:p>
-      <w:r>
-        <w:t xml:space="preserve">                // Skip non-HTTP links</w:t>
-      </w:r>
-    </w:p>
-    <w:p>
-      <w:r>
-        <w:t xml:space="preserve">                continue;</w:t>
-      </w:r>
-    </w:p>
-    <w:p>
-      <w:r>
-        <w:t xml:space="preserve">            }</w:t>
-      </w:r>
-    </w:p>
-    <w:p/>
-    <w:p>
-      <w:r>
-        <w:t xml:space="preserve">            try {</w:t>
-      </w:r>
-    </w:p>
-    <w:p>
-      <w:r>
-        <w:t xml:space="preserve">                URL </w:t>
-      </w:r>
-      <w:proofErr w:type="spellStart"/>
-      <w:r>
-        <w:t>url</w:t>
-      </w:r>
-      <w:proofErr w:type="spellEnd"/>
-      <w:r>
-        <w:t xml:space="preserve"> = new </w:t>
-      </w:r>
-      <w:proofErr w:type="gramStart"/>
-      <w:r>
-        <w:t>URL(</w:t>
-      </w:r>
-      <w:proofErr w:type="spellStart"/>
-      <w:proofErr w:type="gramEnd"/>
-      <w:r>
-        <w:t>urlString</w:t>
-      </w:r>
-      <w:proofErr w:type="spellEnd"/>
-      <w:r>
-        <w:t>);</w:t>
-      </w:r>
-    </w:p>
-    <w:p>
-      <w:r>
-        <w:t xml:space="preserve">                </w:t>
-      </w:r>
-      <w:proofErr w:type="spellStart"/>
-      <w:r>
-        <w:t>HttpURLConnection</w:t>
-      </w:r>
-      <w:proofErr w:type="spellEnd"/>
-      <w:r>
-        <w:t xml:space="preserve"> connection = (</w:t>
-      </w:r>
-      <w:proofErr w:type="spellStart"/>
-      <w:r>
-        <w:t>HttpURLConnection</w:t>
-      </w:r>
-      <w:proofErr w:type="spellEnd"/>
-      <w:r>
-        <w:t xml:space="preserve">) </w:t>
-      </w:r>
-      <w:proofErr w:type="spellStart"/>
-      <w:proofErr w:type="gramStart"/>
-      <w:r>
-        <w:t>url.openConnection</w:t>
-      </w:r>
-      <w:proofErr w:type="spellEnd"/>
-      <w:proofErr w:type="gramEnd"/>
-      <w:r>
-        <w:t>();</w:t>
-      </w:r>
-    </w:p>
-    <w:p>
-      <w:r>
-        <w:t xml:space="preserve">                </w:t>
-      </w:r>
-      <w:proofErr w:type="spellStart"/>
-      <w:proofErr w:type="gramStart"/>
-      <w:r>
-        <w:t>connection.setConnectTimeout</w:t>
-      </w:r>
-      <w:proofErr w:type="spellEnd"/>
-      <w:proofErr w:type="gramEnd"/>
-      <w:r>
-        <w:t>(5000); // 5 seconds timeout</w:t>
-      </w:r>
-    </w:p>
-    <w:p>
-      <w:r>
-        <w:lastRenderedPageBreak/>
-        <w:t xml:space="preserve">                </w:t>
-      </w:r>
-      <w:proofErr w:type="spellStart"/>
-      <w:proofErr w:type="gramStart"/>
-      <w:r>
-        <w:t>connection.setRequestMethod</w:t>
-      </w:r>
-      <w:proofErr w:type="spellEnd"/>
-      <w:proofErr w:type="gramEnd"/>
-      <w:r>
-        <w:t>("GET");</w:t>
-      </w:r>
-    </w:p>
-    <w:p>
-      <w:r>
-        <w:t xml:space="preserve">                </w:t>
-      </w:r>
-      <w:proofErr w:type="spellStart"/>
-      <w:proofErr w:type="gramStart"/>
-      <w:r>
-        <w:t>connection.connect</w:t>
-      </w:r>
-      <w:proofErr w:type="spellEnd"/>
-      <w:proofErr w:type="gramEnd"/>
-      <w:r>
-        <w:t>();</w:t>
-      </w:r>
-    </w:p>
-    <w:p/>
-    <w:p>
-      <w:r>
-        <w:t xml:space="preserve">                int </w:t>
-      </w:r>
-      <w:proofErr w:type="spellStart"/>
-      <w:r>
-        <w:t>responseCode</w:t>
-      </w:r>
-      <w:proofErr w:type="spellEnd"/>
-      <w:r>
-        <w:t xml:space="preserve"> = </w:t>
-      </w:r>
-      <w:proofErr w:type="spellStart"/>
-      <w:proofErr w:type="gramStart"/>
-      <w:r>
-        <w:t>connection.getResponseCode</w:t>
-      </w:r>
-      <w:proofErr w:type="spellEnd"/>
-      <w:proofErr w:type="gramEnd"/>
-      <w:r>
-        <w:t>();</w:t>
-      </w:r>
-    </w:p>
-    <w:p/>
-    <w:p>
-      <w:r>
-        <w:t xml:space="preserve">                // Step 3: Identify broken links (HTTP status code &gt;= 400)</w:t>
-      </w:r>
-    </w:p>
-    <w:p>
-      <w:r>
-        <w:t xml:space="preserve">                if (</w:t>
-      </w:r>
-      <w:proofErr w:type="spellStart"/>
-      <w:r>
-        <w:t>responseCode</w:t>
-      </w:r>
-      <w:proofErr w:type="spellEnd"/>
-      <w:r>
-        <w:t xml:space="preserve"> &gt;= 400) {</w:t>
-      </w:r>
-    </w:p>
-    <w:p>
-      <w:r>
-        <w:t xml:space="preserve">                    </w:t>
-      </w:r>
-      <w:proofErr w:type="spellStart"/>
-      <w:r>
-        <w:t>brokenLinksCount</w:t>
-      </w:r>
-      <w:proofErr w:type="spellEnd"/>
-      <w:r>
-        <w:t>++;</w:t>
-      </w:r>
-    </w:p>
-    <w:p>
-      <w:r>
-        <w:t xml:space="preserve">                    </w:t>
-      </w:r>
-      <w:proofErr w:type="spellStart"/>
-      <w:r>
-        <w:t>System.out.println</w:t>
-      </w:r>
-      <w:proofErr w:type="spellEnd"/>
-      <w:r>
-        <w:t xml:space="preserve">("[BROKEN LINK] Name: \"" + </w:t>
-      </w:r>
-      <w:proofErr w:type="spellStart"/>
-      <w:r>
-        <w:t>linkName</w:t>
-      </w:r>
-      <w:proofErr w:type="spellEnd"/>
-      <w:r>
-        <w:t xml:space="preserve"> + "\" | URL: " + </w:t>
-      </w:r>
-      <w:proofErr w:type="spellStart"/>
-      <w:r>
-        <w:t>urlString</w:t>
-      </w:r>
-      <w:proofErr w:type="spellEnd"/>
-      <w:r>
-        <w:t xml:space="preserve"> + " | Status Code: " + </w:t>
-      </w:r>
-      <w:proofErr w:type="spellStart"/>
-      <w:r>
-        <w:t>responseCode</w:t>
-      </w:r>
-      <w:proofErr w:type="spellEnd"/>
-      <w:r>
-        <w:t>);</w:t>
-      </w:r>
-    </w:p>
-    <w:p>
-      <w:r>
-        <w:t xml:space="preserve">                } else {</w:t>
-      </w:r>
-    </w:p>
-    <w:p>
-      <w:r>
-        <w:t xml:space="preserve">                    </w:t>
-      </w:r>
-      <w:proofErr w:type="spellStart"/>
-      <w:r>
-        <w:t>System.out.println</w:t>
-      </w:r>
-      <w:proofErr w:type="spellEnd"/>
-      <w:r>
-        <w:t xml:space="preserve">("[VALID LINK] Name: \"" + </w:t>
-      </w:r>
-      <w:proofErr w:type="spellStart"/>
-      <w:r>
-        <w:t>linkName</w:t>
-      </w:r>
-      <w:proofErr w:type="spellEnd"/>
-      <w:r>
-        <w:t xml:space="preserve"> + "\" | URL: " + </w:t>
-      </w:r>
-      <w:proofErr w:type="spellStart"/>
-      <w:r>
-        <w:t>urlString</w:t>
-      </w:r>
-      <w:proofErr w:type="spellEnd"/>
-      <w:r>
-        <w:t xml:space="preserve"> + " | Status Code: " + </w:t>
-      </w:r>
-      <w:proofErr w:type="spellStart"/>
-      <w:r>
-        <w:t>responseCode</w:t>
-      </w:r>
-      <w:proofErr w:type="spellEnd"/>
-      <w:r>
-        <w:t>);</w:t>
-      </w:r>
-    </w:p>
-    <w:p>
-      <w:r>
-        <w:t xml:space="preserve">                }</w:t>
-      </w:r>
-    </w:p>
-    <w:p>
-      <w:r>
-        <w:t xml:space="preserve">            } catch (</w:t>
-      </w:r>
-      <w:proofErr w:type="spellStart"/>
-      <w:r>
-        <w:t>IOException</w:t>
-      </w:r>
-      <w:proofErr w:type="spellEnd"/>
-      <w:r>
-        <w:t xml:space="preserve"> e) {</w:t>
-      </w:r>
-    </w:p>
-    <w:p>
-      <w:r>
-        <w:t xml:space="preserve">                </w:t>
-      </w:r>
-      <w:proofErr w:type="spellStart"/>
-      <w:r>
-        <w:t>brokenLinksCount</w:t>
-      </w:r>
-      <w:proofErr w:type="spellEnd"/>
-      <w:r>
-        <w:t>++;</w:t>
-      </w:r>
-    </w:p>
-    <w:p>
-      <w:r>
-        <w:t xml:space="preserve">                </w:t>
-      </w:r>
-      <w:proofErr w:type="spellStart"/>
-      <w:r>
-        <w:t>System.out.println</w:t>
-      </w:r>
-      <w:proofErr w:type="spellEnd"/>
-      <w:r>
-        <w:t xml:space="preserve">("[BROKEN/ERROR LINK] Name: \"" + </w:t>
-      </w:r>
-      <w:proofErr w:type="spellStart"/>
-      <w:r>
-        <w:t>linkName</w:t>
-      </w:r>
-      <w:proofErr w:type="spellEnd"/>
-      <w:r>
-        <w:t xml:space="preserve"> + "\" | URL: " + </w:t>
-      </w:r>
-      <w:proofErr w:type="spellStart"/>
-      <w:r>
-        <w:t>urlString</w:t>
-      </w:r>
-      <w:proofErr w:type="spellEnd"/>
-      <w:r>
-        <w:t xml:space="preserve"> + " | Exception: " + </w:t>
-      </w:r>
-      <w:proofErr w:type="spellStart"/>
-      <w:proofErr w:type="gramStart"/>
-      <w:r>
-        <w:t>e.getMessage</w:t>
-      </w:r>
-      <w:proofErr w:type="spellEnd"/>
-      <w:proofErr w:type="gramEnd"/>
-      <w:r>
-        <w:t>());</w:t>
-      </w:r>
-    </w:p>
-    <w:p>
-      <w:r>
-        <w:t xml:space="preserve">            }</w:t>
-      </w:r>
-    </w:p>
-    <w:p>
-      <w:r>
-        <w:t xml:space="preserve">        }</w:t>
-      </w:r>
-    </w:p>
-    <w:p>
-      <w:r>
-        <w:t xml:space="preserve">        </w:t>
-      </w:r>
-      <w:proofErr w:type="spellStart"/>
-      <w:r>
-        <w:t>System.out.println</w:t>
-      </w:r>
-      <w:proofErr w:type="spellEnd"/>
-      <w:r>
-        <w:t>("\</w:t>
-      </w:r>
-      <w:proofErr w:type="spellStart"/>
-      <w:r>
-        <w:t>nTotal</w:t>
-      </w:r>
-      <w:proofErr w:type="spellEnd"/>
-      <w:r>
-        <w:t xml:space="preserve"> Broken Links Found: " + </w:t>
-      </w:r>
-      <w:proofErr w:type="spellStart"/>
-      <w:r>
-        <w:t>brokenLinksCount</w:t>
-      </w:r>
-      <w:proofErr w:type="spellEnd"/>
-      <w:r>
-        <w:t>);</w:t>
-      </w:r>
-    </w:p>
-    <w:p>
-      <w:r>
-        <w:t xml:space="preserve">        // Close the browser</w:t>
-      </w:r>
-    </w:p>
-    <w:p>
-      <w:r>
-        <w:t xml:space="preserve">        </w:t>
-      </w:r>
-      <w:proofErr w:type="spellStart"/>
-      <w:proofErr w:type="gramStart"/>
-      <w:r>
-        <w:t>driver.quit</w:t>
-      </w:r>
-      <w:proofErr w:type="spellEnd"/>
-      <w:proofErr w:type="gramEnd"/>
-      <w:r>
-        <w:t>();</w:t>
-      </w:r>
-    </w:p>
-    <w:p>
-      <w:r>
-        <w:t xml:space="preserve">    }</w:t>
-      </w:r>
-    </w:p>
-    <w:p>
-      <w:r>
-        <w:t>}</w:t>
-      </w:r>
-    </w:p>
-    <w:p/>
-    <w:p>
-      <w:pPr>
-        <w:rPr>
-          <w:b/>
-          <w:bCs/>
-        </w:rPr>
-      </w:pPr>
-      <w:r>
-        <w:rPr>
-          <w:b/>
-          <w:bCs/>
-        </w:rPr>
-        <w:t xml:space="preserve">Q- </w:t>
-      </w:r>
-      <w:r>
-        <w:rPr>
-          <w:b/>
-          <w:bCs/>
-        </w:rPr>
-        <w:t>How can you bypass “Element Not Found” without using try-catch / throws / custom exceptions?</w:t>
+      <w:pPr>
+        <w:rPr>
+          <w:b/>
+          <w:bCs/>
+        </w:rPr>
+      </w:pPr>
+      <w:r>
+        <w:rPr>
+          <w:b/>
+          <w:bCs/>
+        </w:rPr>
+        <w:t>Q- How can you bypass “Element Not Found” without using try-catch / throws / custom exceptions?</w:t>
       </w:r>
     </w:p>
     <w:p>
@@ -16044,6 +16054,7 @@
     <w:p>
       <w:proofErr w:type="spellStart"/>
       <w:r>
+        <w:lastRenderedPageBreak/>
         <w:t>WebDriverWait</w:t>
       </w:r>
       <w:proofErr w:type="spellEnd"/>
@@ -16116,7 +16127,6 @@
           <w:b/>
           <w:bCs/>
         </w:rPr>
-        <w:lastRenderedPageBreak/>
         <w:t>With try/catch block:</w:t>
       </w:r>
     </w:p>
@@ -16242,59 +16252,223 @@
           <w:b/>
           <w:bCs/>
         </w:rPr>
+        <w:t xml:space="preserve"> What happens when multiple browser windows are open? How do you switch between them? </w:t>
+      </w:r>
+      <w:proofErr w:type="gramStart"/>
+      <w:r>
+        <w:rPr>
+          <w:b/>
+          <w:bCs/>
+        </w:rPr>
+        <w:t>/  Handle</w:t>
+      </w:r>
+      <w:proofErr w:type="gramEnd"/>
+      <w:r>
+        <w:rPr>
+          <w:b/>
+          <w:bCs/>
+        </w:rPr>
+        <w:t xml:space="preserve"> Multiple Windows</w:t>
+      </w:r>
+    </w:p>
+    <w:p>
+      <w:pPr>
+        <w:pStyle w:val="ListParagraph"/>
+      </w:pPr>
+    </w:p>
+    <w:p>
+      <w:pPr>
+        <w:pStyle w:val="ListParagraph"/>
+        <w:rPr>
+          <w:b/>
+          <w:bCs/>
+        </w:rPr>
+      </w:pPr>
+      <w:r>
+        <w:rPr>
+          <w:rFonts w:ascii="Segoe UI Emoji" w:hAnsi="Segoe UI Emoji" w:cs="Segoe UI Emoji"/>
+          <w:b/>
+          <w:bCs/>
+        </w:rPr>
+        <w:t>✅</w:t>
+      </w:r>
+      <w:r>
+        <w:rPr>
+          <w:b/>
+          <w:bCs/>
+        </w:rPr>
+        <w:t xml:space="preserve"> Switch to a New Window </w:t>
+      </w:r>
+    </w:p>
+    <w:p>
+      <w:pPr>
+        <w:pStyle w:val="ListParagraph"/>
+      </w:pPr>
+      <w:r>
+        <w:t xml:space="preserve">String </w:t>
+      </w:r>
+      <w:proofErr w:type="spellStart"/>
+      <w:r>
+        <w:t>parentWindow</w:t>
+      </w:r>
+      <w:proofErr w:type="spellEnd"/>
+      <w:r>
+        <w:t xml:space="preserve"> = </w:t>
+      </w:r>
+      <w:proofErr w:type="spellStart"/>
+      <w:proofErr w:type="gramStart"/>
+      <w:r>
+        <w:t>driver.getWindowHandle</w:t>
+      </w:r>
+      <w:proofErr w:type="spellEnd"/>
+      <w:proofErr w:type="gramEnd"/>
+      <w:r>
+        <w:t xml:space="preserve">(); </w:t>
+      </w:r>
+    </w:p>
+    <w:p>
+      <w:pPr>
+        <w:pStyle w:val="ListParagraph"/>
+      </w:pPr>
+      <w:r>
+        <w:t xml:space="preserve">for (String </w:t>
+      </w:r>
+      <w:proofErr w:type="spellStart"/>
+      <w:proofErr w:type="gramStart"/>
+      <w:r>
+        <w:t>windowHandle</w:t>
+      </w:r>
+      <w:proofErr w:type="spellEnd"/>
+      <w:r>
+        <w:t xml:space="preserve"> :</w:t>
+      </w:r>
+      <w:proofErr w:type="gramEnd"/>
+      <w:r>
         <w:t xml:space="preserve"> </w:t>
       </w:r>
-      <w:r>
-        <w:rPr>
-          <w:b/>
-          <w:bCs/>
-        </w:rPr>
-        <w:t>What happens when multiple browser windows are open? How do you switch between them?</w:t>
-      </w:r>
-      <w:r>
-        <w:rPr>
-          <w:b/>
-          <w:bCs/>
-        </w:rPr>
+      <w:proofErr w:type="spellStart"/>
+      <w:proofErr w:type="gramStart"/>
+      <w:r>
+        <w:t>driver.getWindowHandles</w:t>
+      </w:r>
+      <w:proofErr w:type="spellEnd"/>
+      <w:proofErr w:type="gramEnd"/>
+      <w:r>
+        <w:t>()) {</w:t>
+      </w:r>
+    </w:p>
+    <w:p>
+      <w:pPr>
+        <w:pStyle w:val="ListParagraph"/>
+      </w:pPr>
+      <w:r>
+        <w:t xml:space="preserve">     </w:t>
+      </w:r>
+      <w:r>
+        <w:t xml:space="preserve"> if </w:t>
+      </w:r>
+      <w:proofErr w:type="gramStart"/>
+      <w:r>
+        <w:t>(!</w:t>
+      </w:r>
+      <w:proofErr w:type="spellStart"/>
+      <w:r>
+        <w:t>windowHandle.equals</w:t>
+      </w:r>
+      <w:proofErr w:type="spellEnd"/>
+      <w:proofErr w:type="gramEnd"/>
+      <w:r>
+        <w:t>(</w:t>
+      </w:r>
+      <w:proofErr w:type="spellStart"/>
+      <w:r>
+        <w:t>parentWindow</w:t>
+      </w:r>
+      <w:proofErr w:type="spellEnd"/>
+      <w:r>
+        <w:t>))</w:t>
+      </w:r>
+    </w:p>
+    <w:p>
+      <w:pPr>
+        <w:pStyle w:val="ListParagraph"/>
+      </w:pPr>
+      <w:r>
+        <w:t xml:space="preserve">      </w:t>
+      </w:r>
+      <w:r>
+        <w:t xml:space="preserve"> { </w:t>
+      </w:r>
+    </w:p>
+    <w:p>
+      <w:pPr>
+        <w:pStyle w:val="ListParagraph"/>
+      </w:pPr>
+      <w:r>
+        <w:t xml:space="preserve">      </w:t>
+      </w:r>
+      <w:proofErr w:type="spellStart"/>
+      <w:proofErr w:type="gramStart"/>
+      <w:r>
+        <w:t>driver.switchTo</w:t>
+      </w:r>
+      <w:proofErr w:type="spellEnd"/>
+      <w:proofErr w:type="gramEnd"/>
+      <w:r>
+        <w:t>(</w:t>
+      </w:r>
+      <w:proofErr w:type="gramStart"/>
+      <w:r>
+        <w:t>).window</w:t>
+      </w:r>
+      <w:proofErr w:type="gramEnd"/>
+      <w:r>
+        <w:t>(</w:t>
+      </w:r>
+      <w:proofErr w:type="spellStart"/>
+      <w:r>
+        <w:t>windowHandle</w:t>
+      </w:r>
+      <w:proofErr w:type="spellEnd"/>
+      <w:r>
+        <w:t xml:space="preserve">); </w:t>
+      </w:r>
+    </w:p>
+    <w:p>
+      <w:pPr>
+        <w:pStyle w:val="ListParagraph"/>
+      </w:pPr>
+      <w:r>
+        <w:t xml:space="preserve">      </w:t>
+      </w:r>
+      <w:r>
+        <w:t>}</w:t>
+      </w:r>
+    </w:p>
+    <w:p>
+      <w:pPr>
+        <w:pStyle w:val="ListParagraph"/>
+      </w:pPr>
+      <w:r>
+        <w:t xml:space="preserve"> }</w:t>
+      </w:r>
+    </w:p>
+    <w:p>
+      <w:pPr>
+        <w:pStyle w:val="ListParagraph"/>
+      </w:pPr>
+    </w:p>
+    <w:p>
+      <w:pPr>
+        <w:pStyle w:val="ListParagraph"/>
+        <w:rPr>
+          <w:b/>
+          <w:bCs/>
+        </w:rPr>
+      </w:pPr>
+      <w:r>
         <w:t xml:space="preserve"> </w:t>
       </w:r>
-      <w:proofErr w:type="gramStart"/>
-      <w:r>
-        <w:rPr>
-          <w:b/>
-          <w:bCs/>
-        </w:rPr>
-        <w:t xml:space="preserve">/  </w:t>
-      </w:r>
-      <w:r>
-        <w:rPr>
-          <w:b/>
-          <w:bCs/>
-        </w:rPr>
-        <w:t>Handle</w:t>
-      </w:r>
-      <w:proofErr w:type="gramEnd"/>
-      <w:r>
-        <w:rPr>
-          <w:b/>
-          <w:bCs/>
-        </w:rPr>
-        <w:t xml:space="preserve"> Multiple Windows</w:t>
-      </w:r>
-    </w:p>
-    <w:p>
-      <w:pPr>
-        <w:pStyle w:val="ListParagraph"/>
-      </w:pPr>
-    </w:p>
-    <w:p>
-      <w:pPr>
-        <w:pStyle w:val="ListParagraph"/>
-        <w:rPr>
-          <w:b/>
-          <w:bCs/>
-        </w:rPr>
-      </w:pPr>
       <w:r>
         <w:rPr>
           <w:rFonts w:ascii="Segoe UI Emoji" w:hAnsi="Segoe UI Emoji" w:cs="Segoe UI Emoji"/>
@@ -16308,15 +16482,30 @@
           <w:b/>
           <w:bCs/>
         </w:rPr>
-        <w:t xml:space="preserve"> Switch to a New Window </w:t>
-      </w:r>
-    </w:p>
-    <w:p>
-      <w:pPr>
-        <w:pStyle w:val="ListParagraph"/>
-      </w:pPr>
-      <w:r>
-        <w:t xml:space="preserve">String </w:t>
+        <w:t xml:space="preserve"> Switch Back to Parent Window </w:t>
+      </w:r>
+    </w:p>
+    <w:p>
+      <w:pPr>
+        <w:pStyle w:val="ListParagraph"/>
+      </w:pPr>
+      <w:proofErr w:type="spellStart"/>
+      <w:proofErr w:type="gramStart"/>
+      <w:r>
+        <w:t>driver.switchTo</w:t>
+      </w:r>
+      <w:proofErr w:type="spellEnd"/>
+      <w:proofErr w:type="gramEnd"/>
+      <w:r>
+        <w:t>(</w:t>
+      </w:r>
+      <w:proofErr w:type="gramStart"/>
+      <w:r>
+        <w:t>).window</w:t>
+      </w:r>
+      <w:proofErr w:type="gramEnd"/>
+      <w:r>
+        <w:t>(</w:t>
       </w:r>
       <w:proofErr w:type="spellStart"/>
       <w:r>
@@ -16324,206 +16513,6 @@
       </w:r>
       <w:proofErr w:type="spellEnd"/>
       <w:r>
-        <w:t xml:space="preserve"> = </w:t>
-      </w:r>
-      <w:proofErr w:type="spellStart"/>
-      <w:proofErr w:type="gramStart"/>
-      <w:r>
-        <w:t>driver.getWindowHandle</w:t>
-      </w:r>
-      <w:proofErr w:type="spellEnd"/>
-      <w:proofErr w:type="gramEnd"/>
-      <w:r>
-        <w:t xml:space="preserve">(); </w:t>
-      </w:r>
-    </w:p>
-    <w:p>
-      <w:pPr>
-        <w:pStyle w:val="ListParagraph"/>
-      </w:pPr>
-      <w:r>
-        <w:t xml:space="preserve">for (String </w:t>
-      </w:r>
-      <w:proofErr w:type="spellStart"/>
-      <w:proofErr w:type="gramStart"/>
-      <w:r>
-        <w:t>windowHandle</w:t>
-      </w:r>
-      <w:proofErr w:type="spellEnd"/>
-      <w:r>
-        <w:t xml:space="preserve"> :</w:t>
-      </w:r>
-      <w:proofErr w:type="gramEnd"/>
-      <w:r>
-        <w:t xml:space="preserve"> </w:t>
-      </w:r>
-      <w:proofErr w:type="spellStart"/>
-      <w:proofErr w:type="gramStart"/>
-      <w:r>
-        <w:t>driver.getWindowHandles</w:t>
-      </w:r>
-      <w:proofErr w:type="spellEnd"/>
-      <w:proofErr w:type="gramEnd"/>
-      <w:r>
-        <w:t>()) {</w:t>
-      </w:r>
-    </w:p>
-    <w:p>
-      <w:pPr>
-        <w:pStyle w:val="ListParagraph"/>
-      </w:pPr>
-      <w:r>
-        <w:t xml:space="preserve">     </w:t>
-      </w:r>
-      <w:r>
-        <w:t xml:space="preserve"> if </w:t>
-      </w:r>
-      <w:proofErr w:type="gramStart"/>
-      <w:r>
-        <w:t>(!</w:t>
-      </w:r>
-      <w:proofErr w:type="spellStart"/>
-      <w:r>
-        <w:t>windowHandle.equals</w:t>
-      </w:r>
-      <w:proofErr w:type="spellEnd"/>
-      <w:proofErr w:type="gramEnd"/>
-      <w:r>
-        <w:t>(</w:t>
-      </w:r>
-      <w:proofErr w:type="spellStart"/>
-      <w:r>
-        <w:t>parentWindow</w:t>
-      </w:r>
-      <w:proofErr w:type="spellEnd"/>
-      <w:r>
-        <w:t>))</w:t>
-      </w:r>
-    </w:p>
-    <w:p>
-      <w:pPr>
-        <w:pStyle w:val="ListParagraph"/>
-      </w:pPr>
-      <w:r>
-        <w:t xml:space="preserve">      </w:t>
-      </w:r>
-      <w:r>
-        <w:t xml:space="preserve"> { </w:t>
-      </w:r>
-    </w:p>
-    <w:p>
-      <w:pPr>
-        <w:pStyle w:val="ListParagraph"/>
-      </w:pPr>
-      <w:r>
-        <w:t xml:space="preserve">      </w:t>
-      </w:r>
-      <w:proofErr w:type="spellStart"/>
-      <w:proofErr w:type="gramStart"/>
-      <w:r>
-        <w:t>driver.switchTo</w:t>
-      </w:r>
-      <w:proofErr w:type="spellEnd"/>
-      <w:proofErr w:type="gramEnd"/>
-      <w:r>
-        <w:t>(</w:t>
-      </w:r>
-      <w:proofErr w:type="gramStart"/>
-      <w:r>
-        <w:t>).window</w:t>
-      </w:r>
-      <w:proofErr w:type="gramEnd"/>
-      <w:r>
-        <w:t>(</w:t>
-      </w:r>
-      <w:proofErr w:type="spellStart"/>
-      <w:r>
-        <w:t>windowHandle</w:t>
-      </w:r>
-      <w:proofErr w:type="spellEnd"/>
-      <w:r>
-        <w:t xml:space="preserve">); </w:t>
-      </w:r>
-    </w:p>
-    <w:p>
-      <w:pPr>
-        <w:pStyle w:val="ListParagraph"/>
-      </w:pPr>
-      <w:r>
-        <w:t xml:space="preserve">      </w:t>
-      </w:r>
-      <w:r>
-        <w:t>}</w:t>
-      </w:r>
-    </w:p>
-    <w:p>
-      <w:pPr>
-        <w:pStyle w:val="ListParagraph"/>
-      </w:pPr>
-      <w:r>
-        <w:t xml:space="preserve"> }</w:t>
-      </w:r>
-    </w:p>
-    <w:p>
-      <w:pPr>
-        <w:pStyle w:val="ListParagraph"/>
-      </w:pPr>
-    </w:p>
-    <w:p>
-      <w:pPr>
-        <w:pStyle w:val="ListParagraph"/>
-        <w:rPr>
-          <w:b/>
-          <w:bCs/>
-        </w:rPr>
-      </w:pPr>
-      <w:r>
-        <w:t xml:space="preserve"> </w:t>
-      </w:r>
-      <w:r>
-        <w:rPr>
-          <w:rFonts w:ascii="Segoe UI Emoji" w:hAnsi="Segoe UI Emoji" w:cs="Segoe UI Emoji"/>
-          <w:b/>
-          <w:bCs/>
-        </w:rPr>
-        <w:t>✅</w:t>
-      </w:r>
-      <w:r>
-        <w:rPr>
-          <w:b/>
-          <w:bCs/>
-        </w:rPr>
-        <w:t xml:space="preserve"> Switch Back to Parent Window </w:t>
-      </w:r>
-    </w:p>
-    <w:p>
-      <w:pPr>
-        <w:pStyle w:val="ListParagraph"/>
-      </w:pPr>
-      <w:proofErr w:type="spellStart"/>
-      <w:proofErr w:type="gramStart"/>
-      <w:r>
-        <w:t>driver.switchTo</w:t>
-      </w:r>
-      <w:proofErr w:type="spellEnd"/>
-      <w:proofErr w:type="gramEnd"/>
-      <w:r>
-        <w:t>(</w:t>
-      </w:r>
-      <w:proofErr w:type="gramStart"/>
-      <w:r>
-        <w:t>).window</w:t>
-      </w:r>
-      <w:proofErr w:type="gramEnd"/>
-      <w:r>
-        <w:t>(</w:t>
-      </w:r>
-      <w:proofErr w:type="spellStart"/>
-      <w:r>
-        <w:t>parentWindow</w:t>
-      </w:r>
-      <w:proofErr w:type="spellEnd"/>
-      <w:r>
         <w:t>);</w:t>
       </w:r>
     </w:p>
@@ -16570,14 +16559,7 @@
           <w:b/>
           <w:bCs/>
         </w:rPr>
-        <w:t xml:space="preserve"> </w:t>
-      </w:r>
-      <w:r>
-        <w:rPr>
-          <w:b/>
-          <w:bCs/>
-        </w:rPr>
-        <w:t>When</w:t>
+        <w:t xml:space="preserve"> When</w:t>
       </w:r>
       <w:proofErr w:type="gramEnd"/>
       <w:r>
@@ -16955,6 +16937,7 @@
         <w:pStyle w:val="ListParagraph"/>
       </w:pPr>
       <w:r>
+        <w:lastRenderedPageBreak/>
         <w:t xml:space="preserve">                   Ex.</w:t>
       </w:r>
     </w:p>
@@ -17036,7 +17019,884 @@
           <w:b/>
           <w:bCs/>
         </w:rPr>
+        <w:t xml:space="preserve">Q- How does </w:t>
+      </w:r>
+      <w:proofErr w:type="spellStart"/>
+      <w:r>
+        <w:rPr>
+          <w:b/>
+          <w:bCs/>
+        </w:rPr>
+        <w:t>WebDriverWait</w:t>
+      </w:r>
+      <w:proofErr w:type="spellEnd"/>
+      <w:r>
+        <w:rPr>
+          <w:b/>
+          <w:bCs/>
+        </w:rPr>
+        <w:t xml:space="preserve"> </w:t>
+      </w:r>
+      <w:proofErr w:type="spellStart"/>
+      <w:proofErr w:type="gramStart"/>
+      <w:r>
+        <w:rPr>
+          <w:b/>
+          <w:bCs/>
+        </w:rPr>
+        <w:t>urlToBe</w:t>
+      </w:r>
+      <w:proofErr w:type="spellEnd"/>
+      <w:r>
+        <w:rPr>
+          <w:b/>
+          <w:bCs/>
+        </w:rPr>
+        <w:t>(</w:t>
+      </w:r>
+      <w:proofErr w:type="gramEnd"/>
+      <w:r>
+        <w:rPr>
+          <w:b/>
+          <w:bCs/>
+        </w:rPr>
+        <w:t xml:space="preserve">) differ from </w:t>
+      </w:r>
+      <w:proofErr w:type="spellStart"/>
+      <w:proofErr w:type="gramStart"/>
+      <w:r>
+        <w:rPr>
+          <w:b/>
+          <w:bCs/>
+        </w:rPr>
+        <w:t>titleIs</w:t>
+      </w:r>
+      <w:proofErr w:type="spellEnd"/>
+      <w:r>
+        <w:rPr>
+          <w:b/>
+          <w:bCs/>
+        </w:rPr>
+        <w:t>(</w:t>
+      </w:r>
+      <w:proofErr w:type="gramEnd"/>
+      <w:r>
+        <w:rPr>
+          <w:b/>
+          <w:bCs/>
+        </w:rPr>
+        <w:t>)?</w:t>
+      </w:r>
+    </w:p>
+    <w:p>
+      <w:pPr>
+        <w:pStyle w:val="ListParagraph"/>
+        <w:rPr>
+          <w:b/>
+          <w:bCs/>
+        </w:rPr>
+      </w:pPr>
+    </w:p>
+    <w:p>
+      <w:pPr>
+        <w:pStyle w:val="ListParagraph"/>
+      </w:pPr>
+      <w:r>
+        <w:rPr>
+          <w:b/>
+          <w:bCs/>
+        </w:rPr>
+        <w:t>/</w:t>
+      </w:r>
+      <w:r>
+        <w:rPr>
+          <w:b/>
+          <w:bCs/>
+        </w:rPr>
+        <w:t>/</w:t>
+      </w:r>
+      <w:r>
+        <w:rPr>
+          <w:b/>
+          <w:bCs/>
+        </w:rPr>
+        <w:t xml:space="preserve"> 1. Wait until the browser URL matches the expected payment success endpoint </w:t>
+      </w:r>
+      <w:proofErr w:type="gramStart"/>
+      <w:r>
+        <w:t>wait.until</w:t>
+      </w:r>
+      <w:proofErr w:type="gramEnd"/>
+      <w:r>
+        <w:t xml:space="preserve">(ExpectedConditions.urlToBe("https://example.com/banking/payment-success")); </w:t>
+      </w:r>
+    </w:p>
+    <w:p>
+      <w:pPr>
+        <w:pStyle w:val="ListParagraph"/>
+      </w:pPr>
+      <w:r>
+        <w:rPr>
+          <w:b/>
+          <w:bCs/>
+        </w:rPr>
+        <w:t xml:space="preserve">// 2. Wait until the browser tab title matches the confirmation page header </w:t>
+      </w:r>
+      <w:proofErr w:type="spellStart"/>
+      <w:proofErr w:type="gramStart"/>
+      <w:r>
+        <w:t>wait.until</w:t>
+      </w:r>
+      <w:proofErr w:type="spellEnd"/>
+      <w:proofErr w:type="gramEnd"/>
+      <w:r>
+        <w:t>(</w:t>
+      </w:r>
+      <w:proofErr w:type="spellStart"/>
+      <w:r>
+        <w:t>ExpectedConditions.titleIs</w:t>
+      </w:r>
+      <w:proofErr w:type="spellEnd"/>
+      <w:r>
+        <w:t>("Secure Payment Confirmation"));</w:t>
+      </w:r>
+    </w:p>
+    <w:p>
+      <w:pPr>
+        <w:pStyle w:val="ListParagraph"/>
+      </w:pPr>
+    </w:p>
+    <w:p>
+      <w:pPr>
+        <w:pStyle w:val="ListParagraph"/>
+      </w:pPr>
+    </w:p>
+    <w:p>
+      <w:pPr>
+        <w:pStyle w:val="ListParagraph"/>
+        <w:rPr>
+          <w:b/>
+          <w:bCs/>
+        </w:rPr>
+      </w:pPr>
+      <w:r>
+        <w:rPr>
+          <w:b/>
+          <w:bCs/>
+        </w:rPr>
+        <w:t>Q-</w:t>
+      </w:r>
+      <w:r>
+        <w:rPr>
+          <w:b/>
+          <w:bCs/>
+        </w:rPr>
+        <w:t xml:space="preserve"> How do you handle dynamic dropdowns and select options?</w:t>
+      </w:r>
+    </w:p>
+    <w:p>
+      <w:pPr>
+        <w:pStyle w:val="ListParagraph"/>
+        <w:rPr>
+          <w:b/>
+          <w:bCs/>
+        </w:rPr>
+      </w:pPr>
+    </w:p>
+    <w:p>
+      <w:pPr>
+        <w:pStyle w:val="ListParagraph"/>
+      </w:pPr>
+      <w:r>
+        <w:t xml:space="preserve">- </w:t>
+      </w:r>
+      <w:r>
+        <w:t>dropdowns with the &lt;select&gt; tag, we use Selenium’s built-in Select class (</w:t>
+      </w:r>
+      <w:proofErr w:type="spellStart"/>
+      <w:r>
+        <w:t>selectByVisibleText</w:t>
+      </w:r>
+      <w:proofErr w:type="spellEnd"/>
+      <w:r>
+        <w:t xml:space="preserve">, </w:t>
+      </w:r>
+      <w:proofErr w:type="spellStart"/>
+      <w:r>
+        <w:t>selectByValue</w:t>
+      </w:r>
+      <w:proofErr w:type="spellEnd"/>
+      <w:r>
+        <w:t xml:space="preserve">, etc.). </w:t>
+      </w:r>
+    </w:p>
+    <w:p>
+      <w:pPr>
+        <w:pStyle w:val="ListParagraph"/>
+      </w:pPr>
+      <w:r>
+        <w:t xml:space="preserve">- </w:t>
+      </w:r>
+      <w:r>
+        <w:t>However, for modern dynamic dropdowns and auto-suggestions that render custom div or li elements, we use explicit waits to ensure options load, fetch them into a List&lt;</w:t>
+      </w:r>
+      <w:proofErr w:type="spellStart"/>
+      <w:r>
+        <w:t>WebElement</w:t>
+      </w:r>
+      <w:proofErr w:type="spellEnd"/>
+      <w:r>
+        <w:t xml:space="preserve">&gt;, iterate through them, and click the matching option </w:t>
+      </w:r>
+    </w:p>
+    <w:p>
+      <w:pPr>
+        <w:pStyle w:val="ListParagraph"/>
+      </w:pPr>
+    </w:p>
+    <w:p>
+      <w:pPr>
+        <w:pStyle w:val="ListParagraph"/>
+      </w:pPr>
+    </w:p>
+    <w:p>
+      <w:pPr>
+        <w:pStyle w:val="ListParagraph"/>
+        <w:rPr>
+          <w:b/>
+          <w:bCs/>
+        </w:rPr>
+      </w:pPr>
+      <w:r>
+        <w:rPr>
+          <w:b/>
+          <w:bCs/>
+        </w:rPr>
+        <w:t>1. Static Dropdowns (&lt;select&gt; tag)</w:t>
+      </w:r>
+    </w:p>
+    <w:p>
+      <w:pPr>
+        <w:pStyle w:val="ListParagraph"/>
+      </w:pPr>
+      <w:r>
+        <w:t xml:space="preserve">When a dropdown uses the standard HTML &lt;select&gt; tag, Selenium provides a built-in </w:t>
+      </w:r>
+      <w:r>
+        <w:rPr>
+          <w:b/>
+          <w:bCs/>
+        </w:rPr>
+        <w:t>Select</w:t>
+      </w:r>
+      <w:r>
+        <w:t xml:space="preserve"> class to handle selections easily by index, value, or visible text.</w:t>
+      </w:r>
+    </w:p>
+    <w:p>
+      <w:pPr>
+        <w:pStyle w:val="ListParagraph"/>
+      </w:pPr>
+    </w:p>
+    <w:p>
+      <w:pPr>
+        <w:pStyle w:val="ListParagraph"/>
+      </w:pPr>
+    </w:p>
+    <w:p>
+      <w:pPr>
+        <w:pStyle w:val="ListParagraph"/>
+      </w:pPr>
+      <w:r>
+        <w:t xml:space="preserve">public class </w:t>
+      </w:r>
+      <w:proofErr w:type="spellStart"/>
+      <w:r>
+        <w:t>StaticDropdownExample</w:t>
+      </w:r>
+      <w:proofErr w:type="spellEnd"/>
+      <w:r>
+        <w:t xml:space="preserve"> {</w:t>
+      </w:r>
+    </w:p>
+    <w:p>
+      <w:pPr>
+        <w:pStyle w:val="ListParagraph"/>
+      </w:pPr>
+      <w:r>
+        <w:t xml:space="preserve">    public static void </w:t>
+      </w:r>
+      <w:proofErr w:type="spellStart"/>
+      <w:proofErr w:type="gramStart"/>
+      <w:r>
+        <w:t>selectCardType</w:t>
+      </w:r>
+      <w:proofErr w:type="spellEnd"/>
+      <w:r>
+        <w:t>(</w:t>
+      </w:r>
+      <w:proofErr w:type="gramEnd"/>
+      <w:r>
+        <w:t>WebDriver driver) {</w:t>
+      </w:r>
+    </w:p>
+    <w:p>
+      <w:pPr>
+        <w:pStyle w:val="ListParagraph"/>
+      </w:pPr>
+      <w:r>
+        <w:t xml:space="preserve">        </w:t>
+      </w:r>
+      <w:proofErr w:type="spellStart"/>
+      <w:r>
+        <w:t>WebElement</w:t>
+      </w:r>
+      <w:proofErr w:type="spellEnd"/>
+      <w:r>
+        <w:t xml:space="preserve"> </w:t>
+      </w:r>
+      <w:proofErr w:type="spellStart"/>
+      <w:r>
+        <w:t>dropdownElement</w:t>
+      </w:r>
+      <w:proofErr w:type="spellEnd"/>
+      <w:r>
+        <w:t xml:space="preserve"> = </w:t>
+      </w:r>
+      <w:proofErr w:type="spellStart"/>
+      <w:proofErr w:type="gramStart"/>
+      <w:r>
+        <w:t>driver.findElement</w:t>
+      </w:r>
+      <w:proofErr w:type="spellEnd"/>
+      <w:proofErr w:type="gramEnd"/>
+      <w:r>
+        <w:t>(By.id("card-type-select"));</w:t>
+      </w:r>
+    </w:p>
+    <w:p>
+      <w:pPr>
+        <w:pStyle w:val="ListParagraph"/>
+      </w:pPr>
+      <w:r>
+        <w:t xml:space="preserve">        </w:t>
+      </w:r>
+    </w:p>
+    <w:p>
+      <w:pPr>
+        <w:pStyle w:val="ListParagraph"/>
+      </w:pPr>
+      <w:r>
+        <w:t xml:space="preserve">        // Wrap the element in the Select class</w:t>
+      </w:r>
+    </w:p>
+    <w:p>
+      <w:pPr>
+        <w:pStyle w:val="ListParagraph"/>
+      </w:pPr>
+      <w:r>
+        <w:t xml:space="preserve">        Select </w:t>
+      </w:r>
+      <w:proofErr w:type="spellStart"/>
+      <w:r>
+        <w:t>select</w:t>
+      </w:r>
+      <w:proofErr w:type="spellEnd"/>
+      <w:r>
+        <w:t xml:space="preserve"> = new Select(</w:t>
+      </w:r>
+      <w:proofErr w:type="spellStart"/>
+      <w:r>
+        <w:t>dropdownElement</w:t>
+      </w:r>
+      <w:proofErr w:type="spellEnd"/>
+      <w:r>
+        <w:t>);</w:t>
+      </w:r>
+    </w:p>
+    <w:p>
+      <w:pPr>
+        <w:pStyle w:val="ListParagraph"/>
+      </w:pPr>
+    </w:p>
+    <w:p>
+      <w:pPr>
+        <w:pStyle w:val="ListParagraph"/>
+      </w:pPr>
+      <w:r>
+        <w:t xml:space="preserve">        // Select by Visible Text</w:t>
+      </w:r>
+    </w:p>
+    <w:p>
+      <w:pPr>
+        <w:pStyle w:val="ListParagraph"/>
+      </w:pPr>
+      <w:r>
+        <w:t xml:space="preserve">        </w:t>
+      </w:r>
+      <w:proofErr w:type="spellStart"/>
+      <w:proofErr w:type="gramStart"/>
+      <w:r>
+        <w:t>select.selectByVisibleText</w:t>
+      </w:r>
+      <w:proofErr w:type="spellEnd"/>
+      <w:proofErr w:type="gramEnd"/>
+      <w:r>
+        <w:t>("Mastercard");</w:t>
+      </w:r>
+    </w:p>
+    <w:p>
+      <w:pPr>
+        <w:pStyle w:val="ListParagraph"/>
+      </w:pPr>
+    </w:p>
+    <w:p>
+      <w:pPr>
+        <w:pStyle w:val="ListParagraph"/>
+      </w:pPr>
+      <w:r>
+        <w:t xml:space="preserve">        // Or select by Value attribute</w:t>
+      </w:r>
+    </w:p>
+    <w:p>
+      <w:pPr>
+        <w:pStyle w:val="ListParagraph"/>
+      </w:pPr>
+      <w:r>
+        <w:t xml:space="preserve">        // </w:t>
+      </w:r>
+      <w:proofErr w:type="spellStart"/>
+      <w:proofErr w:type="gramStart"/>
+      <w:r>
+        <w:t>select.selectByValue</w:t>
+      </w:r>
+      <w:proofErr w:type="spellEnd"/>
+      <w:proofErr w:type="gramEnd"/>
+      <w:r>
+        <w:t>("MC_02");</w:t>
+      </w:r>
+    </w:p>
+    <w:p>
+      <w:pPr>
+        <w:pStyle w:val="ListParagraph"/>
+      </w:pPr>
+    </w:p>
+    <w:p>
+      <w:pPr>
+        <w:pStyle w:val="ListParagraph"/>
+      </w:pPr>
+      <w:r>
+        <w:t xml:space="preserve">        // Or select by Index</w:t>
+      </w:r>
+    </w:p>
+    <w:p>
+      <w:pPr>
+        <w:pStyle w:val="ListParagraph"/>
+      </w:pPr>
+      <w:r>
+        <w:t xml:space="preserve">        // </w:t>
+      </w:r>
+      <w:proofErr w:type="spellStart"/>
+      <w:proofErr w:type="gramStart"/>
+      <w:r>
+        <w:t>select.selectByIndex</w:t>
+      </w:r>
+      <w:proofErr w:type="spellEnd"/>
+      <w:proofErr w:type="gramEnd"/>
+      <w:r>
+        <w:t>(1);</w:t>
+      </w:r>
+    </w:p>
+    <w:p>
+      <w:pPr>
+        <w:pStyle w:val="ListParagraph"/>
+      </w:pPr>
+      <w:r>
+        <w:t xml:space="preserve">    }</w:t>
+      </w:r>
+    </w:p>
+    <w:p>
+      <w:pPr>
+        <w:pStyle w:val="ListParagraph"/>
+      </w:pPr>
+      <w:r>
+        <w:t>}</w:t>
+      </w:r>
+    </w:p>
+    <w:p>
+      <w:pPr>
+        <w:pStyle w:val="ListParagraph"/>
+      </w:pPr>
+    </w:p>
+    <w:p>
+      <w:pPr>
+        <w:pStyle w:val="ListParagraph"/>
+      </w:pPr>
+    </w:p>
+    <w:p>
+      <w:pPr>
+        <w:pStyle w:val="ListParagraph"/>
+      </w:pPr>
+    </w:p>
+    <w:p>
+      <w:pPr>
+        <w:rPr>
+          <w:b/>
+          <w:bCs/>
+        </w:rPr>
+      </w:pPr>
+      <w:r>
+        <w:rPr>
+          <w:b/>
+          <w:bCs/>
+        </w:rPr>
         <w:lastRenderedPageBreak/>
+        <w:t xml:space="preserve"> </w:t>
+      </w:r>
+      <w:r>
+        <w:rPr>
+          <w:b/>
+          <w:bCs/>
+        </w:rPr>
+        <w:t>2. Dynamic Dropdowns &amp; Auto-Suggestions (Custom UI Dropdowns)</w:t>
+      </w:r>
+    </w:p>
+    <w:p>
+      <w:r>
+        <w:t>Many modern web applications (like banking portals searching for a bank branch or country code) use custom &lt;div&gt;, &lt;ul&gt;, or &lt;li&gt; tags instead of &lt;select&gt;. These options load dynamically as you type.</w:t>
+      </w:r>
+    </w:p>
+    <w:p/>
+    <w:p/>
+    <w:p>
+      <w:r>
+        <w:t xml:space="preserve">public class </w:t>
+      </w:r>
+      <w:proofErr w:type="spellStart"/>
+      <w:r>
+        <w:t>DynamicDropdownExample</w:t>
+      </w:r>
+      <w:proofErr w:type="spellEnd"/>
+      <w:r>
+        <w:t xml:space="preserve"> {</w:t>
+      </w:r>
+    </w:p>
+    <w:p>
+      <w:r>
+        <w:t xml:space="preserve">    public static void </w:t>
+      </w:r>
+      <w:proofErr w:type="spellStart"/>
+      <w:proofErr w:type="gramStart"/>
+      <w:r>
+        <w:t>selectDynamicOption</w:t>
+      </w:r>
+      <w:proofErr w:type="spellEnd"/>
+      <w:r>
+        <w:t>(</w:t>
+      </w:r>
+      <w:proofErr w:type="gramEnd"/>
+      <w:r>
+        <w:t xml:space="preserve">WebDriver driver, </w:t>
+      </w:r>
+      <w:proofErr w:type="spellStart"/>
+      <w:r>
+        <w:t>WebDriverWait</w:t>
+      </w:r>
+      <w:proofErr w:type="spellEnd"/>
+      <w:r>
+        <w:t xml:space="preserve"> wait, String </w:t>
+      </w:r>
+      <w:proofErr w:type="spellStart"/>
+      <w:r>
+        <w:t>targetCountry</w:t>
+      </w:r>
+      <w:proofErr w:type="spellEnd"/>
+      <w:r>
+        <w:t>) {</w:t>
+      </w:r>
+    </w:p>
+    <w:p>
+      <w:r>
+        <w:t xml:space="preserve">        // 1. Type into the dynamic search box</w:t>
+      </w:r>
+    </w:p>
+    <w:p>
+      <w:r>
+        <w:t xml:space="preserve">        </w:t>
+      </w:r>
+      <w:proofErr w:type="spellStart"/>
+      <w:r>
+        <w:t>WebElement</w:t>
+      </w:r>
+      <w:proofErr w:type="spellEnd"/>
+      <w:r>
+        <w:t xml:space="preserve"> </w:t>
+      </w:r>
+      <w:proofErr w:type="spellStart"/>
+      <w:r>
+        <w:t>searchBox</w:t>
+      </w:r>
+      <w:proofErr w:type="spellEnd"/>
+      <w:r>
+        <w:t xml:space="preserve"> = </w:t>
+      </w:r>
+      <w:proofErr w:type="spellStart"/>
+      <w:proofErr w:type="gramStart"/>
+      <w:r>
+        <w:t>driver.findElement</w:t>
+      </w:r>
+      <w:proofErr w:type="spellEnd"/>
+      <w:proofErr w:type="gramEnd"/>
+      <w:r>
+        <w:t>(By.id("country-search-input"));</w:t>
+      </w:r>
+    </w:p>
+    <w:p>
+      <w:r>
+        <w:t xml:space="preserve">        </w:t>
+      </w:r>
+      <w:proofErr w:type="spellStart"/>
+      <w:r>
+        <w:t>searchBox.sendKeys</w:t>
+      </w:r>
+      <w:proofErr w:type="spellEnd"/>
+      <w:r>
+        <w:t>("Ind");</w:t>
+      </w:r>
+    </w:p>
+    <w:p/>
+    <w:p>
+      <w:r>
+        <w:t xml:space="preserve">        // 2. Wait for the dynamic suggestion list to appear in the DOM</w:t>
+      </w:r>
+    </w:p>
+    <w:p>
+      <w:r>
+        <w:t xml:space="preserve">        By </w:t>
+      </w:r>
+      <w:proofErr w:type="spellStart"/>
+      <w:r>
+        <w:t>suggestionsLocator</w:t>
+      </w:r>
+      <w:proofErr w:type="spellEnd"/>
+      <w:r>
+        <w:t xml:space="preserve"> = </w:t>
+      </w:r>
+      <w:proofErr w:type="spellStart"/>
+      <w:proofErr w:type="gramStart"/>
+      <w:r>
+        <w:t>By.xpath</w:t>
+      </w:r>
+      <w:proofErr w:type="spellEnd"/>
+      <w:proofErr w:type="gramEnd"/>
+      <w:r>
+        <w:t>("//ul[@id='suggestions-list']//li");</w:t>
+      </w:r>
+    </w:p>
+    <w:p>
+      <w:r>
+        <w:t xml:space="preserve">        </w:t>
+      </w:r>
+      <w:proofErr w:type="gramStart"/>
+      <w:r>
+        <w:t>wait.until</w:t>
+      </w:r>
+      <w:proofErr w:type="gramEnd"/>
+      <w:r>
+        <w:t>(ExpectedConditions.visibilityOfAllElementsLocatedBy(suggestionsLocator));</w:t>
+      </w:r>
+    </w:p>
+    <w:p/>
+    <w:p>
+      <w:r>
+        <w:t xml:space="preserve">        // 3. Fetch all suggestion items into a List</w:t>
+      </w:r>
+    </w:p>
+    <w:p>
+      <w:r>
+        <w:t xml:space="preserve">        List&lt;</w:t>
+      </w:r>
+      <w:proofErr w:type="spellStart"/>
+      <w:r>
+        <w:t>WebElement</w:t>
+      </w:r>
+      <w:proofErr w:type="spellEnd"/>
+      <w:r>
+        <w:t xml:space="preserve">&gt; options = </w:t>
+      </w:r>
+      <w:proofErr w:type="spellStart"/>
+      <w:proofErr w:type="gramStart"/>
+      <w:r>
+        <w:t>driver.findElements</w:t>
+      </w:r>
+      <w:proofErr w:type="spellEnd"/>
+      <w:proofErr w:type="gramEnd"/>
+      <w:r>
+        <w:t>(</w:t>
+      </w:r>
+      <w:proofErr w:type="spellStart"/>
+      <w:r>
+        <w:t>suggestionsLocator</w:t>
+      </w:r>
+      <w:proofErr w:type="spellEnd"/>
+      <w:r>
+        <w:t>);</w:t>
+      </w:r>
+    </w:p>
+    <w:p/>
+    <w:p>
+      <w:r>
+        <w:t xml:space="preserve">        // 4. Iterate and click the matching option</w:t>
+      </w:r>
+    </w:p>
+    <w:p>
+      <w:r>
+        <w:t xml:space="preserve">        for (</w:t>
+      </w:r>
+      <w:proofErr w:type="spellStart"/>
+      <w:r>
+        <w:t>WebElement</w:t>
+      </w:r>
+      <w:proofErr w:type="spellEnd"/>
+      <w:r>
+        <w:t xml:space="preserve"> </w:t>
+      </w:r>
+      <w:proofErr w:type="gramStart"/>
+      <w:r>
+        <w:t>option :</w:t>
+      </w:r>
+      <w:proofErr w:type="gramEnd"/>
+      <w:r>
+        <w:t xml:space="preserve"> options) {</w:t>
+      </w:r>
+    </w:p>
+    <w:p>
+      <w:r>
+        <w:t xml:space="preserve">            String </w:t>
+      </w:r>
+      <w:proofErr w:type="spellStart"/>
+      <w:r>
+        <w:t>optionText</w:t>
+      </w:r>
+      <w:proofErr w:type="spellEnd"/>
+      <w:r>
+        <w:t xml:space="preserve"> = </w:t>
+      </w:r>
+      <w:proofErr w:type="spellStart"/>
+      <w:proofErr w:type="gramStart"/>
+      <w:r>
+        <w:t>option.getText</w:t>
+      </w:r>
+      <w:proofErr w:type="spellEnd"/>
+      <w:proofErr w:type="gramEnd"/>
+      <w:r>
+        <w:t>(</w:t>
+      </w:r>
+      <w:proofErr w:type="gramStart"/>
+      <w:r>
+        <w:t>).trim</w:t>
+      </w:r>
+      <w:proofErr w:type="gramEnd"/>
+      <w:r>
+        <w:t>();</w:t>
+      </w:r>
+    </w:p>
+    <w:p>
+      <w:r>
+        <w:t xml:space="preserve">            if (</w:t>
+      </w:r>
+      <w:proofErr w:type="spellStart"/>
+      <w:r>
+        <w:t>optionText.equalsIgnoreCase</w:t>
+      </w:r>
+      <w:proofErr w:type="spellEnd"/>
+      <w:r>
+        <w:t>(</w:t>
+      </w:r>
+      <w:proofErr w:type="spellStart"/>
+      <w:r>
+        <w:t>targetCountry</w:t>
+      </w:r>
+      <w:proofErr w:type="spellEnd"/>
+      <w:r>
+        <w:t>)) {</w:t>
+      </w:r>
+    </w:p>
+    <w:p>
+      <w:r>
+        <w:t xml:space="preserve">                </w:t>
+      </w:r>
+      <w:proofErr w:type="spellStart"/>
+      <w:proofErr w:type="gramStart"/>
+      <w:r>
+        <w:t>option.click</w:t>
+      </w:r>
+      <w:proofErr w:type="spellEnd"/>
+      <w:proofErr w:type="gramEnd"/>
+      <w:r>
+        <w:t>();</w:t>
+      </w:r>
+    </w:p>
+    <w:p>
+      <w:r>
+        <w:t xml:space="preserve">                </w:t>
+      </w:r>
+      <w:proofErr w:type="spellStart"/>
+      <w:r>
+        <w:t>System.out.println</w:t>
+      </w:r>
+      <w:proofErr w:type="spellEnd"/>
+      <w:r>
+        <w:t xml:space="preserve">("Selected dynamic option: " + </w:t>
+      </w:r>
+      <w:proofErr w:type="spellStart"/>
+      <w:r>
+        <w:t>optionText</w:t>
+      </w:r>
+      <w:proofErr w:type="spellEnd"/>
+      <w:r>
+        <w:t>);</w:t>
+      </w:r>
+    </w:p>
+    <w:p>
+      <w:r>
+        <w:t xml:space="preserve">                break;</w:t>
+      </w:r>
+    </w:p>
+    <w:p>
+      <w:r>
+        <w:t xml:space="preserve">            } } } }</w:t>
+      </w:r>
+    </w:p>
+    <w:p>
+      <w:pPr>
+        <w:rPr>
+          <w:b/>
+          <w:bCs/>
+        </w:rPr>
+      </w:pPr>
+    </w:p>
+    <w:p>
+      <w:pPr>
+        <w:rPr>
+          <w:b/>
+          <w:bCs/>
+        </w:rPr>
+      </w:pPr>
+    </w:p>
+    <w:p>
+      <w:pPr>
+        <w:rPr>
+          <w:b/>
+          <w:bCs/>
+        </w:rPr>
+      </w:pPr>
+      <w:r>
+        <w:rPr>
+          <w:b/>
+          <w:bCs/>
+          <w:color w:val="000000" w:themeColor="text1"/>
+        </w:rPr>
         <w:t xml:space="preserve">Q- </w:t>
       </w:r>
       <w:r>
@@ -17044,7 +17904,115 @@
           <w:b/>
           <w:bCs/>
         </w:rPr>
-        <w:t xml:space="preserve">How does </w:t>
+        <w:t>How do you manage AutoFill fields and validate listed options?</w:t>
+      </w:r>
+    </w:p>
+    <w:p>
+      <w:pPr>
+        <w:rPr>
+          <w:b/>
+          <w:bCs/>
+        </w:rPr>
+      </w:pPr>
+    </w:p>
+    <w:p>
+      <w:pPr>
+        <w:rPr>
+          <w:b/>
+          <w:bCs/>
+        </w:rPr>
+      </w:pPr>
+      <w:r>
+        <w:t xml:space="preserve">- </w:t>
+      </w:r>
+      <w:r>
+        <w:rPr>
+          <w:b/>
+          <w:bCs/>
+        </w:rPr>
+        <w:t xml:space="preserve">simply sending keys via </w:t>
+      </w:r>
+      <w:proofErr w:type="spellStart"/>
+      <w:proofErr w:type="gramStart"/>
+      <w:r>
+        <w:rPr>
+          <w:b/>
+          <w:bCs/>
+        </w:rPr>
+        <w:t>sendKeys</w:t>
+      </w:r>
+      <w:proofErr w:type="spellEnd"/>
+      <w:r>
+        <w:rPr>
+          <w:b/>
+          <w:bCs/>
+        </w:rPr>
+        <w:t>(</w:t>
+      </w:r>
+      <w:proofErr w:type="gramEnd"/>
+      <w:r>
+        <w:rPr>
+          <w:b/>
+          <w:bCs/>
+        </w:rPr>
+        <w:t>) is often not enough to trigger the dropdown event listeners.</w:t>
+      </w:r>
+    </w:p>
+    <w:p>
+      <w:pPr>
+        <w:rPr>
+          <w:b/>
+          <w:bCs/>
+        </w:rPr>
+      </w:pPr>
+      <w:r>
+        <w:lastRenderedPageBreak/>
+        <w:t>-</w:t>
+      </w:r>
+      <w:r>
+        <w:t xml:space="preserve"> </w:t>
+      </w:r>
+      <w:r>
+        <w:rPr>
+          <w:b/>
+          <w:bCs/>
+        </w:rPr>
+        <w:t>Use explicit waits to ensure the input field is interactive.</w:t>
+      </w:r>
+    </w:p>
+    <w:p>
+      <w:pPr>
+        <w:rPr>
+          <w:b/>
+          <w:bCs/>
+        </w:rPr>
+      </w:pPr>
+      <w:r>
+        <w:t>-</w:t>
+      </w:r>
+      <w:r>
+        <w:t xml:space="preserve"> </w:t>
+      </w:r>
+      <w:r>
+        <w:rPr>
+          <w:b/>
+          <w:bCs/>
+        </w:rPr>
+        <w:t>Handle Synchronization (Explicit Waits)</w:t>
+      </w:r>
+      <w:r>
+        <w:rPr>
+          <w:b/>
+          <w:bCs/>
+        </w:rPr>
+        <w:t xml:space="preserve">, </w:t>
+      </w:r>
+      <w:r>
+        <w:rPr>
+          <w:b/>
+          <w:bCs/>
+        </w:rPr>
+        <w:t xml:space="preserve">use </w:t>
       </w:r>
       <w:proofErr w:type="spellStart"/>
       <w:r>
@@ -17060,156 +18028,1456 @@
           <w:b/>
           <w:bCs/>
         </w:rPr>
+        <w:t xml:space="preserve"> with </w:t>
+      </w:r>
+      <w:proofErr w:type="spellStart"/>
+      <w:r>
+        <w:rPr>
+          <w:b/>
+          <w:bCs/>
+        </w:rPr>
+        <w:t>ExpectedConditions.visibilityOfAllElementsLocatedBy</w:t>
+      </w:r>
+      <w:proofErr w:type="spellEnd"/>
+      <w:r>
+        <w:rPr>
+          <w:b/>
+          <w:bCs/>
+        </w:rPr>
+        <w:t>:</w:t>
+      </w:r>
+    </w:p>
+    <w:p/>
+    <w:p>
+      <w:r>
+        <w:t>Ex.</w:t>
+      </w:r>
+    </w:p>
+    <w:p>
+      <w:proofErr w:type="spellStart"/>
+      <w:r>
+        <w:t>WebDriverWait</w:t>
+      </w:r>
+      <w:proofErr w:type="spellEnd"/>
+      <w:r>
+        <w:t xml:space="preserve"> wait = new </w:t>
+      </w:r>
+      <w:proofErr w:type="spellStart"/>
+      <w:proofErr w:type="gramStart"/>
+      <w:r>
+        <w:t>WebDriverWait</w:t>
+      </w:r>
+      <w:proofErr w:type="spellEnd"/>
+      <w:r>
+        <w:t>(</w:t>
+      </w:r>
+      <w:proofErr w:type="gramEnd"/>
+      <w:r>
+        <w:t xml:space="preserve">driver, </w:t>
+      </w:r>
+      <w:proofErr w:type="spellStart"/>
+      <w:r>
+        <w:t>Duration.ofSeconds</w:t>
+      </w:r>
+      <w:proofErr w:type="spellEnd"/>
+      <w:r>
+        <w:t>(10));</w:t>
+      </w:r>
+    </w:p>
+    <w:p>
+      <w:r>
+        <w:t xml:space="preserve">By </w:t>
+      </w:r>
+      <w:proofErr w:type="spellStart"/>
+      <w:r>
+        <w:t>suggestionListLocator</w:t>
+      </w:r>
+      <w:proofErr w:type="spellEnd"/>
+      <w:r>
+        <w:t xml:space="preserve"> = </w:t>
+      </w:r>
+      <w:proofErr w:type="spellStart"/>
+      <w:proofErr w:type="gramStart"/>
+      <w:r>
+        <w:t>By.cssSelector</w:t>
+      </w:r>
+      <w:proofErr w:type="spellEnd"/>
+      <w:proofErr w:type="gramEnd"/>
+      <w:r>
+        <w:t>(</w:t>
+      </w:r>
+      <w:proofErr w:type="gramStart"/>
+      <w:r>
+        <w:t>".autocomplete</w:t>
+      </w:r>
+      <w:proofErr w:type="gramEnd"/>
+      <w:r>
+        <w:t>-suggestions li");</w:t>
+      </w:r>
+    </w:p>
+    <w:p>
+      <w:r>
+        <w:t>// Wait for at least one suggestion to appear</w:t>
+      </w:r>
+    </w:p>
+    <w:p>
+      <w:proofErr w:type="gramStart"/>
+      <w:r>
+        <w:t>wait.until</w:t>
+      </w:r>
+      <w:proofErr w:type="gramEnd"/>
+      <w:r>
+        <w:t>(ExpectedConditions.visibilityOfElementLocated(suggestionListLocator));</w:t>
+      </w:r>
+    </w:p>
+    <w:p/>
+    <w:p>
+      <w:pPr>
+        <w:rPr>
+          <w:b/>
+          <w:bCs/>
+        </w:rPr>
+      </w:pPr>
+      <w:r>
+        <w:rPr>
+          <w:b/>
+          <w:bCs/>
+        </w:rPr>
+        <w:t>-c</w:t>
+      </w:r>
+      <w:r>
+        <w:rPr>
+          <w:b/>
+          <w:bCs/>
+        </w:rPr>
+        <w:t>apture and Extract Listed Options</w:t>
+      </w:r>
+    </w:p>
+    <w:p>
+      <w:pPr>
+        <w:pStyle w:val="ListParagraph"/>
+      </w:pPr>
+      <w:r>
+        <w:t>List&lt;</w:t>
+      </w:r>
+      <w:proofErr w:type="spellStart"/>
+      <w:r>
+        <w:t>WebElement</w:t>
+      </w:r>
+      <w:proofErr w:type="spellEnd"/>
+      <w:r>
+        <w:t xml:space="preserve">&gt; suggestions = </w:t>
+      </w:r>
+      <w:proofErr w:type="spellStart"/>
+      <w:proofErr w:type="gramStart"/>
+      <w:r>
+        <w:t>driver.findElements</w:t>
+      </w:r>
+      <w:proofErr w:type="spellEnd"/>
+      <w:proofErr w:type="gramEnd"/>
+      <w:r>
+        <w:t>(</w:t>
+      </w:r>
+      <w:proofErr w:type="spellStart"/>
+      <w:r>
+        <w:t>suggestionListLocator</w:t>
+      </w:r>
+      <w:proofErr w:type="spellEnd"/>
+      <w:r>
+        <w:t>);</w:t>
+      </w:r>
+    </w:p>
+    <w:p>
+      <w:pPr>
+        <w:pStyle w:val="ListParagraph"/>
+      </w:pPr>
+    </w:p>
+    <w:p>
+      <w:pPr>
+        <w:rPr>
+          <w:b/>
+          <w:bCs/>
+        </w:rPr>
+      </w:pPr>
+      <w:r>
+        <w:rPr>
+          <w:b/>
+          <w:bCs/>
+        </w:rPr>
+        <w:t xml:space="preserve">-  </w:t>
+      </w:r>
+      <w:r>
+        <w:rPr>
+          <w:b/>
+          <w:bCs/>
+        </w:rPr>
+        <w:t>Select the Target Option</w:t>
+      </w:r>
+    </w:p>
+    <w:p>
+      <w:pPr>
+        <w:pStyle w:val="ListParagraph"/>
+        <w:rPr>
+          <w:b/>
+          <w:bCs/>
+        </w:rPr>
+      </w:pPr>
+    </w:p>
+    <w:p>
+      <w:pPr>
+        <w:pStyle w:val="ListParagraph"/>
+      </w:pPr>
+      <w:r>
+        <w:t>for (</w:t>
+      </w:r>
+      <w:proofErr w:type="spellStart"/>
+      <w:r>
+        <w:t>WebElement</w:t>
+      </w:r>
+      <w:proofErr w:type="spellEnd"/>
+      <w:r>
         <w:t xml:space="preserve"> </w:t>
       </w:r>
-      <w:proofErr w:type="spellStart"/>
-      <w:proofErr w:type="gramStart"/>
-      <w:r>
-        <w:rPr>
-          <w:b/>
-          <w:bCs/>
-        </w:rPr>
-        <w:t>urlToBe</w:t>
-      </w:r>
-      <w:proofErr w:type="spellEnd"/>
-      <w:r>
-        <w:rPr>
-          <w:b/>
-          <w:bCs/>
-        </w:rPr>
+      <w:proofErr w:type="gramStart"/>
+      <w:r>
+        <w:t>option :</w:t>
+      </w:r>
+      <w:proofErr w:type="gramEnd"/>
+      <w:r>
+        <w:t xml:space="preserve"> suggestions) {</w:t>
+      </w:r>
+    </w:p>
+    <w:p>
+      <w:pPr>
+        <w:pStyle w:val="ListParagraph"/>
+      </w:pPr>
+      <w:r>
+        <w:t xml:space="preserve">    if (</w:t>
+      </w:r>
+      <w:proofErr w:type="spellStart"/>
+      <w:proofErr w:type="gramStart"/>
+      <w:r>
+        <w:t>option.getText</w:t>
+      </w:r>
+      <w:proofErr w:type="spellEnd"/>
+      <w:proofErr w:type="gramEnd"/>
+      <w:r>
         <w:t>(</w:t>
       </w:r>
-      <w:proofErr w:type="gramEnd"/>
-      <w:r>
-        <w:rPr>
-          <w:b/>
-          <w:bCs/>
-        </w:rPr>
-        <w:t xml:space="preserve">) differ from </w:t>
-      </w:r>
-      <w:proofErr w:type="spellStart"/>
-      <w:proofErr w:type="gramStart"/>
-      <w:r>
-        <w:rPr>
-          <w:b/>
-          <w:bCs/>
-        </w:rPr>
-        <w:t>titleIs</w:t>
-      </w:r>
-      <w:proofErr w:type="spellEnd"/>
-      <w:r>
-        <w:rPr>
-          <w:b/>
-          <w:bCs/>
-        </w:rPr>
+      <w:proofErr w:type="gramStart"/>
+      <w:r>
+        <w:t>).equals</w:t>
+      </w:r>
+      <w:proofErr w:type="gramEnd"/>
+      <w:r>
+        <w:t>("Visa Debit")) {</w:t>
+      </w:r>
+    </w:p>
+    <w:p>
+      <w:pPr>
+        <w:pStyle w:val="ListParagraph"/>
+      </w:pPr>
+      <w:r>
+        <w:t xml:space="preserve">        </w:t>
+      </w:r>
+      <w:proofErr w:type="spellStart"/>
+      <w:proofErr w:type="gramStart"/>
+      <w:r>
+        <w:t>option.click</w:t>
+      </w:r>
+      <w:proofErr w:type="spellEnd"/>
+      <w:proofErr w:type="gramEnd"/>
+      <w:r>
+        <w:t>();</w:t>
+      </w:r>
+    </w:p>
+    <w:p>
+      <w:pPr>
+        <w:pStyle w:val="ListParagraph"/>
+      </w:pPr>
+      <w:r>
+        <w:t xml:space="preserve">        break;</w:t>
+      </w:r>
+    </w:p>
+    <w:p>
+      <w:pPr>
+        <w:pStyle w:val="ListParagraph"/>
+      </w:pPr>
+      <w:r>
+        <w:t xml:space="preserve">    }</w:t>
+      </w:r>
+    </w:p>
+    <w:p>
+      <w:pPr>
+        <w:pStyle w:val="ListParagraph"/>
+      </w:pPr>
+      <w:r>
+        <w:t>}</w:t>
+      </w:r>
+    </w:p>
+    <w:p>
+      <w:pPr>
+        <w:pStyle w:val="ListParagraph"/>
+      </w:pPr>
+    </w:p>
+    <w:p>
+      <w:pPr>
+        <w:pStyle w:val="ListParagraph"/>
+      </w:pPr>
+    </w:p>
+    <w:p>
+      <w:pPr>
+        <w:pStyle w:val="ListParagraph"/>
+      </w:pPr>
+    </w:p>
+    <w:p>
+      <w:pPr>
+        <w:pStyle w:val="ListParagraph"/>
+      </w:pPr>
+    </w:p>
+    <w:p>
+      <w:pPr>
+        <w:rPr>
+          <w:b/>
+          <w:bCs/>
+        </w:rPr>
+      </w:pPr>
+      <w:r>
+        <w:rPr>
+          <w:b/>
+          <w:bCs/>
+        </w:rPr>
+        <w:t xml:space="preserve">Q- </w:t>
+      </w:r>
+      <w:r>
+        <w:rPr>
+          <w:b/>
+          <w:bCs/>
+        </w:rPr>
+        <w:t>When should you validate a URL’s existence on a web page? What are hidden links?</w:t>
+      </w:r>
+      <w:r>
+        <w:rPr>
+          <w:b/>
+          <w:bCs/>
+        </w:rPr>
+        <w:br/>
+      </w:r>
+    </w:p>
+    <w:p>
+      <w:r>
+        <w:t>Part 1: When should you validate a URL’s existence on a web page?</w:t>
+      </w:r>
+    </w:p>
+    <w:p>
+      <w:pPr>
+        <w:pStyle w:val="ListParagraph"/>
+        <w:numPr>
+          <w:ilvl w:val="0"/>
+          <w:numId w:val="15"/>
+        </w:numPr>
+      </w:pPr>
+      <w:r>
+        <w:t>returning 404 Not Found or 500 Internal Server Error responses</w:t>
+      </w:r>
+      <w:r>
+        <w:t xml:space="preserve"> (</w:t>
+      </w:r>
+      <w:r>
+        <w:t xml:space="preserve">returning </w:t>
+      </w:r>
+      <w:r>
+        <w:rPr>
+          <w:b/>
+          <w:bCs/>
+        </w:rPr>
+        <w:t>404 Not Found</w:t>
+      </w:r>
+      <w:r>
+        <w:t xml:space="preserve"> or </w:t>
+      </w:r>
+      <w:r>
+        <w:rPr>
+          <w:b/>
+          <w:bCs/>
+        </w:rPr>
+        <w:t>500 Internal Server Error</w:t>
+      </w:r>
+      <w:r>
+        <w:t xml:space="preserve"> responses</w:t>
+      </w:r>
+      <w:r>
+        <w:t>)</w:t>
+      </w:r>
+    </w:p>
+    <w:p>
+      <w:pPr>
+        <w:pStyle w:val="ListParagraph"/>
+      </w:pPr>
+    </w:p>
+    <w:p>
+      <w:pPr>
+        <w:rPr>
+          <w:b/>
+          <w:bCs/>
+        </w:rPr>
+      </w:pPr>
+      <w:r>
+        <w:rPr>
+          <w:b/>
+          <w:bCs/>
+        </w:rPr>
+        <w:t xml:space="preserve">Q- </w:t>
+      </w:r>
+      <w:r>
+        <w:rPr>
+          <w:b/>
+          <w:bCs/>
+        </w:rPr>
+        <w:t>How do you switch back from a frame?</w:t>
+      </w:r>
+    </w:p>
+    <w:p>
+      <w:r>
+        <w:t>-</w:t>
+      </w:r>
+      <w:r>
+        <w:t xml:space="preserve"> </w:t>
+      </w:r>
+      <w:r>
+        <w:t xml:space="preserve">To switch back from an </w:t>
+      </w:r>
+      <w:proofErr w:type="spellStart"/>
+      <w:r>
+        <w:t>iframe</w:t>
+      </w:r>
+      <w:proofErr w:type="spellEnd"/>
+      <w:r>
+        <w:t xml:space="preserve"> to the main page</w:t>
+      </w:r>
+    </w:p>
+    <w:p>
+      <w:proofErr w:type="spellStart"/>
+      <w:proofErr w:type="gramStart"/>
+      <w:r>
+        <w:t>driver.switchTo</w:t>
+      </w:r>
+      <w:proofErr w:type="spellEnd"/>
+      <w:proofErr w:type="gramEnd"/>
+      <w:r>
         <w:t>(</w:t>
       </w:r>
-      <w:proofErr w:type="gramEnd"/>
-      <w:r>
-        <w:rPr>
-          <w:b/>
-          <w:bCs/>
-        </w:rPr>
-        <w:t>)?</w:t>
-      </w:r>
-    </w:p>
-    <w:p>
-      <w:pPr>
-        <w:pStyle w:val="ListParagraph"/>
-        <w:rPr>
-          <w:b/>
-          <w:bCs/>
-        </w:rPr>
-      </w:pPr>
-    </w:p>
-    <w:p>
-      <w:pPr>
-        <w:pStyle w:val="ListParagraph"/>
-      </w:pPr>
-      <w:r>
-        <w:rPr>
-          <w:b/>
-          <w:bCs/>
-        </w:rPr>
-        <w:t>/</w:t>
-      </w:r>
-      <w:r>
-        <w:rPr>
-          <w:b/>
-          <w:bCs/>
-        </w:rPr>
-        <w:t>/</w:t>
-      </w:r>
-      <w:r>
-        <w:rPr>
-          <w:b/>
-          <w:bCs/>
-        </w:rPr>
-        <w:t xml:space="preserve"> 1. Wait until the browser URL matches the expected payment success endpoint </w:t>
-      </w:r>
-      <w:proofErr w:type="gramStart"/>
-      <w:r>
-        <w:t>wait.until</w:t>
-      </w:r>
-      <w:proofErr w:type="gramEnd"/>
-      <w:r>
-        <w:t xml:space="preserve">(ExpectedConditions.urlToBe("https://example.com/banking/payment-success")); </w:t>
-      </w:r>
-    </w:p>
-    <w:p>
-      <w:pPr>
-        <w:pStyle w:val="ListParagraph"/>
-      </w:pPr>
-      <w:r>
-        <w:rPr>
-          <w:b/>
-          <w:bCs/>
-        </w:rPr>
-        <w:t xml:space="preserve">// 2. Wait until the browser tab title matches the confirmation page header </w:t>
-      </w:r>
-      <w:proofErr w:type="spellStart"/>
-      <w:proofErr w:type="gramStart"/>
-      <w:r>
-        <w:t>wait.until</w:t>
-      </w:r>
-      <w:proofErr w:type="spellEnd"/>
-      <w:proofErr w:type="gramEnd"/>
+      <w:proofErr w:type="gramStart"/>
+      <w:r>
+        <w:t>).</w:t>
+      </w:r>
+      <w:proofErr w:type="spellStart"/>
+      <w:r>
+        <w:t>defaultContent</w:t>
+      </w:r>
+      <w:proofErr w:type="spellEnd"/>
+      <w:proofErr w:type="gramEnd"/>
+      <w:r>
+        <w:t>();</w:t>
+      </w:r>
+    </w:p>
+    <w:p/>
+    <w:p/>
+    <w:p/>
+    <w:p/>
+    <w:p/>
+    <w:p/>
+    <w:p>
+      <w:pPr>
+        <w:rPr>
+          <w:b/>
+          <w:bCs/>
+        </w:rPr>
+      </w:pPr>
+      <w:r>
+        <w:rPr>
+          <w:b/>
+          <w:bCs/>
+        </w:rPr>
+        <w:t>Q-</w:t>
+      </w:r>
+      <w:r>
+        <w:rPr>
+          <w:b/>
+          <w:bCs/>
+        </w:rPr>
+        <w:t xml:space="preserve"> </w:t>
+      </w:r>
+      <w:r>
+        <w:rPr>
+          <w:b/>
+          <w:bCs/>
+        </w:rPr>
+        <w:t xml:space="preserve">What </w:t>
+      </w:r>
+      <w:proofErr w:type="spellStart"/>
+      <w:r>
+        <w:rPr>
+          <w:b/>
+          <w:bCs/>
+        </w:rPr>
+        <w:t>ChromeOptions</w:t>
+      </w:r>
+      <w:proofErr w:type="spellEnd"/>
+      <w:r>
+        <w:rPr>
+          <w:b/>
+          <w:bCs/>
+        </w:rPr>
+        <w:t xml:space="preserve"> have you used and why?</w:t>
+      </w:r>
+    </w:p>
+    <w:p>
+      <w:pPr>
+        <w:pStyle w:val="ListParagraph"/>
+        <w:numPr>
+          <w:ilvl w:val="0"/>
+          <w:numId w:val="15"/>
+        </w:numPr>
+        <w:rPr>
+          <w:b/>
+          <w:bCs/>
+        </w:rPr>
+      </w:pPr>
+      <w:proofErr w:type="spellStart"/>
+      <w:r>
+        <w:rPr>
+          <w:b/>
+          <w:bCs/>
+        </w:rPr>
+        <w:t>ChromeOptions</w:t>
+      </w:r>
+      <w:proofErr w:type="spellEnd"/>
+      <w:r>
+        <w:rPr>
+          <w:b/>
+          <w:bCs/>
+        </w:rPr>
+        <w:t xml:space="preserve"> is essential for stability, CI/CD pipeline compatibility, security compliance, and performance.</w:t>
+      </w:r>
+    </w:p>
+    <w:p>
+      <w:pPr>
+        <w:pStyle w:val="ListParagraph"/>
+        <w:numPr>
+          <w:ilvl w:val="0"/>
+          <w:numId w:val="15"/>
+        </w:numPr>
+        <w:rPr>
+          <w:b/>
+          <w:bCs/>
+        </w:rPr>
+      </w:pPr>
+      <w:proofErr w:type="spellStart"/>
+      <w:r>
+        <w:rPr>
+          <w:b/>
+          <w:bCs/>
+        </w:rPr>
+        <w:t>ChromeOptions</w:t>
+      </w:r>
+      <w:proofErr w:type="spellEnd"/>
+      <w:r>
+        <w:rPr>
+          <w:b/>
+          <w:bCs/>
+        </w:rPr>
+        <w:t xml:space="preserve"> used in real-world framework setups </w:t>
+      </w:r>
+    </w:p>
+    <w:p>
+      <w:pPr>
+        <w:pStyle w:val="ListParagraph"/>
+        <w:rPr>
+          <w:b/>
+          <w:bCs/>
+        </w:rPr>
+      </w:pPr>
+    </w:p>
+    <w:p>
+      <w:pPr>
+        <w:rPr>
+          <w:b/>
+          <w:bCs/>
+        </w:rPr>
+      </w:pPr>
+      <w:proofErr w:type="spellStart"/>
+      <w:r>
+        <w:t>addArguments</w:t>
+      </w:r>
+      <w:proofErr w:type="spellEnd"/>
+      <w:r>
+        <w:t>("--headless=new")</w:t>
+      </w:r>
+      <w:r>
+        <w:t xml:space="preserve"> </w:t>
+      </w:r>
+      <w:r>
+        <w:sym w:font="Wingdings" w:char="F0E0"/>
+      </w:r>
+      <w:r>
+        <w:t xml:space="preserve"> </w:t>
+      </w:r>
+      <w:r>
+        <w:t xml:space="preserve">Runs browser tests in </w:t>
+      </w:r>
+      <w:r>
+        <w:rPr>
+          <w:b/>
+          <w:bCs/>
+        </w:rPr>
+        <w:t>headless mode</w:t>
+      </w:r>
+    </w:p>
+    <w:p>
+      <w:proofErr w:type="spellStart"/>
+      <w:r>
+        <w:t>addArguments</w:t>
+      </w:r>
+      <w:proofErr w:type="spellEnd"/>
+      <w:r>
+        <w:t>("--start-maximized")</w:t>
+      </w:r>
+      <w:r>
+        <w:t xml:space="preserve">  </w:t>
+      </w:r>
+      <w:r>
+        <w:sym w:font="Wingdings" w:char="F0E0"/>
+      </w:r>
+      <w:r>
+        <w:t xml:space="preserve"> </w:t>
+      </w:r>
+      <w:r>
+        <w:t xml:space="preserve">Opens </w:t>
+      </w:r>
+      <w:r>
+        <w:rPr>
+          <w:b/>
+          <w:bCs/>
+        </w:rPr>
+        <w:t>the browser maximized</w:t>
+      </w:r>
+      <w:r>
+        <w:t xml:space="preserve"> </w:t>
+      </w:r>
+    </w:p>
+    <w:p>
+      <w:proofErr w:type="spellStart"/>
+      <w:r>
+        <w:t>addArguments</w:t>
+      </w:r>
+      <w:proofErr w:type="spellEnd"/>
+      <w:r>
+        <w:t>("--incognito")</w:t>
+      </w:r>
+      <w:r>
+        <w:t xml:space="preserve">  </w:t>
+      </w:r>
+      <w:r>
+        <w:sym w:font="Wingdings" w:char="F0E0"/>
+      </w:r>
+      <w:r>
+        <w:t xml:space="preserve">  </w:t>
+      </w:r>
+      <w:r>
+        <w:t>Ensures an isolated, clean browser session without cached cookies</w:t>
+      </w:r>
+    </w:p>
+    <w:p>
+      <w:proofErr w:type="spellStart"/>
+      <w:r>
+        <w:t>addArguments</w:t>
+      </w:r>
+      <w:proofErr w:type="spellEnd"/>
+      <w:r>
+        <w:t>("--disable-notifications")</w:t>
+      </w:r>
+      <w:r>
+        <w:t xml:space="preserve"> </w:t>
+      </w:r>
+      <w:r>
+        <w:sym w:font="Wingdings" w:char="F0E0"/>
+      </w:r>
+      <w:r>
+        <w:t xml:space="preserve"> </w:t>
+      </w:r>
+      <w:r>
+        <w:t>Automatically suppresses browser pop-ups (</w:t>
+      </w:r>
+      <w:proofErr w:type="spellStart"/>
+      <w:r>
+        <w:t>e</w:t>
+      </w:r>
+      <w:r>
+        <w:t>g</w:t>
+      </w:r>
+      <w:proofErr w:type="spellEnd"/>
+      <w:r>
+        <w:t xml:space="preserve"> - </w:t>
+      </w:r>
+      <w:r>
+        <w:t>location or push notifications)</w:t>
+      </w:r>
+    </w:p>
+    <w:p>
+      <w:pPr>
+        <w:rPr>
+          <w:b/>
+          <w:bCs/>
+        </w:rPr>
+      </w:pPr>
+      <w:r>
+        <w:rPr>
+          <w:b/>
+          <w:bCs/>
+        </w:rPr>
+        <w:t>Ex.</w:t>
+      </w:r>
+    </w:p>
+    <w:p>
+      <w:proofErr w:type="spellStart"/>
+      <w:r>
+        <w:t>C</w:t>
+      </w:r>
+      <w:r>
+        <w:t>hromeOptions</w:t>
+      </w:r>
+      <w:proofErr w:type="spellEnd"/>
+      <w:r>
+        <w:t xml:space="preserve"> options = new </w:t>
+      </w:r>
+      <w:proofErr w:type="spellStart"/>
+      <w:proofErr w:type="gramStart"/>
+      <w:r>
+        <w:t>ChromeOptions</w:t>
+      </w:r>
+      <w:proofErr w:type="spellEnd"/>
       <w:r>
         <w:t>(</w:t>
       </w:r>
-      <w:proofErr w:type="spellStart"/>
-      <w:r>
-        <w:t>ExpectedConditions.titleIs</w:t>
-      </w:r>
-      <w:proofErr w:type="spellEnd"/>
-      <w:r>
-        <w:t>("Secure Payment Confirmation"));</w:t>
-      </w:r>
-    </w:p>
-    <w:p>
-      <w:pPr>
-        <w:pStyle w:val="ListParagraph"/>
-      </w:pPr>
-    </w:p>
-    <w:p>
-      <w:pPr>
-        <w:pStyle w:val="ListParagraph"/>
-      </w:pPr>
-    </w:p>
-    <w:p>
-      <w:pPr>
-        <w:pStyle w:val="ListParagraph"/>
-      </w:pPr>
-      <w:r>
-        <w:t xml:space="preserve">Q- </w:t>
-      </w:r>
-    </w:p>
-    <w:p>
-      <w:pPr>
-        <w:rPr>
-          <w:b/>
-          <w:bCs/>
-        </w:rPr>
+      <w:proofErr w:type="gramEnd"/>
+      <w:r>
+        <w:t>);</w:t>
+      </w:r>
+    </w:p>
+    <w:p>
+      <w:proofErr w:type="spellStart"/>
+      <w:proofErr w:type="gramStart"/>
+      <w:r>
+        <w:t>options.addArguments</w:t>
+      </w:r>
+      <w:proofErr w:type="spellEnd"/>
+      <w:proofErr w:type="gramEnd"/>
+      <w:r>
+        <w:t>("--remote-allow-origins=*");</w:t>
+      </w:r>
+    </w:p>
+    <w:p/>
+    <w:p/>
+    <w:p>
+      <w:pPr>
+        <w:rPr>
+          <w:b/>
+          <w:bCs/>
+        </w:rPr>
+      </w:pPr>
+      <w:r>
+        <w:rPr>
+          <w:b/>
+          <w:bCs/>
+        </w:rPr>
+        <w:t>Q</w:t>
+      </w:r>
+      <w:proofErr w:type="gramStart"/>
+      <w:r>
+        <w:rPr>
+          <w:b/>
+          <w:bCs/>
+        </w:rPr>
+        <w:t xml:space="preserve">-  </w:t>
+      </w:r>
+      <w:r>
+        <w:rPr>
+          <w:b/>
+          <w:bCs/>
+        </w:rPr>
+        <w:t>How</w:t>
+      </w:r>
+      <w:proofErr w:type="gramEnd"/>
+      <w:r>
+        <w:rPr>
+          <w:b/>
+          <w:bCs/>
+        </w:rPr>
+        <w:t xml:space="preserve"> do you move from one window to another and create a new blank tab?</w:t>
+      </w:r>
+    </w:p>
+    <w:p>
+      <w:pPr>
+        <w:pStyle w:val="ListParagraph"/>
+        <w:numPr>
+          <w:ilvl w:val="0"/>
+          <w:numId w:val="15"/>
+        </w:numPr>
+        <w:rPr>
+          <w:b/>
+          <w:bCs/>
+        </w:rPr>
+      </w:pPr>
+      <w:proofErr w:type="spellStart"/>
+      <w:proofErr w:type="gramStart"/>
+      <w:r>
+        <w:t>driver.getWindowHandle</w:t>
+      </w:r>
+      <w:proofErr w:type="spellEnd"/>
+      <w:proofErr w:type="gramEnd"/>
+      <w:r>
+        <w:t>();</w:t>
+      </w:r>
+    </w:p>
+    <w:p>
+      <w:pPr>
+        <w:pStyle w:val="ListParagraph"/>
+        <w:numPr>
+          <w:ilvl w:val="0"/>
+          <w:numId w:val="15"/>
+        </w:numPr>
+        <w:rPr>
+          <w:b/>
+          <w:bCs/>
+        </w:rPr>
+      </w:pPr>
+      <w:r>
+        <w:rPr>
+          <w:b/>
+          <w:bCs/>
+        </w:rPr>
+        <w:t>Create a New Blank Tab</w:t>
+      </w:r>
+    </w:p>
+    <w:p>
+      <w:pPr>
+        <w:pStyle w:val="ListParagraph"/>
+      </w:pPr>
+      <w:r>
+        <w:t xml:space="preserve">using </w:t>
+      </w:r>
+      <w:proofErr w:type="spellStart"/>
+      <w:proofErr w:type="gramStart"/>
+      <w:r>
+        <w:t>driver.switchTo</w:t>
+      </w:r>
+      <w:proofErr w:type="spellEnd"/>
+      <w:proofErr w:type="gramEnd"/>
+      <w:r>
+        <w:t>(</w:t>
+      </w:r>
+      <w:proofErr w:type="gramStart"/>
+      <w:r>
+        <w:t>).</w:t>
+      </w:r>
+      <w:proofErr w:type="spellStart"/>
+      <w:r>
+        <w:t>newWindow</w:t>
+      </w:r>
+      <w:proofErr w:type="spellEnd"/>
+      <w:proofErr w:type="gramEnd"/>
+      <w:r>
+        <w:t>(</w:t>
+      </w:r>
+      <w:proofErr w:type="spellStart"/>
+      <w:r>
+        <w:t>WindowType.TAB</w:t>
+      </w:r>
+      <w:proofErr w:type="spellEnd"/>
+      <w:r>
+        <w:t>) creates a new blank tab</w:t>
+      </w:r>
+    </w:p>
+    <w:p/>
+    <w:p>
+      <w:pPr>
+        <w:rPr>
+          <w:b/>
+          <w:bCs/>
+        </w:rPr>
+      </w:pPr>
+      <w:r>
+        <w:rPr>
+          <w:b/>
+          <w:bCs/>
+        </w:rPr>
+        <w:t xml:space="preserve">Get current window </w:t>
+      </w:r>
+      <w:proofErr w:type="gramStart"/>
+      <w:r>
+        <w:rPr>
+          <w:b/>
+          <w:bCs/>
+        </w:rPr>
+        <w:t>ID</w:t>
+      </w:r>
+      <w:r>
+        <w:rPr>
+          <w:b/>
+          <w:bCs/>
+        </w:rPr>
+        <w:t xml:space="preserve"> :</w:t>
+      </w:r>
+      <w:proofErr w:type="gramEnd"/>
+    </w:p>
+    <w:p>
+      <w:r>
+        <w:t xml:space="preserve">String handle = </w:t>
+      </w:r>
+      <w:proofErr w:type="spellStart"/>
+      <w:proofErr w:type="gramStart"/>
+      <w:r>
+        <w:t>driver.getWindowHandle</w:t>
+      </w:r>
+      <w:proofErr w:type="spellEnd"/>
+      <w:proofErr w:type="gramEnd"/>
+      <w:r>
+        <w:t>();</w:t>
+      </w:r>
+    </w:p>
+    <w:p>
+      <w:pPr>
+        <w:rPr>
+          <w:b/>
+          <w:bCs/>
+        </w:rPr>
+      </w:pPr>
+      <w:r>
+        <w:rPr>
+          <w:b/>
+          <w:bCs/>
+        </w:rPr>
+        <w:t xml:space="preserve">Get all open window </w:t>
+      </w:r>
+      <w:proofErr w:type="gramStart"/>
+      <w:r>
+        <w:rPr>
+          <w:b/>
+          <w:bCs/>
+        </w:rPr>
+        <w:t>IDs</w:t>
+      </w:r>
+      <w:r>
+        <w:rPr>
+          <w:b/>
+          <w:bCs/>
+        </w:rPr>
+        <w:t xml:space="preserve"> :</w:t>
+      </w:r>
+      <w:proofErr w:type="gramEnd"/>
+    </w:p>
+    <w:p>
+      <w:r>
+        <w:t xml:space="preserve">Set&lt;String&gt; handles = </w:t>
+      </w:r>
+      <w:proofErr w:type="spellStart"/>
+      <w:proofErr w:type="gramStart"/>
+      <w:r>
+        <w:t>driver.getWindowHandles</w:t>
+      </w:r>
+      <w:proofErr w:type="spellEnd"/>
+      <w:proofErr w:type="gramEnd"/>
+      <w:r>
+        <w:t>();</w:t>
+      </w:r>
+    </w:p>
+    <w:p>
+      <w:pPr>
+        <w:rPr>
+          <w:b/>
+          <w:bCs/>
+        </w:rPr>
+      </w:pPr>
+      <w:r>
+        <w:rPr>
+          <w:b/>
+          <w:bCs/>
+        </w:rPr>
+        <w:t xml:space="preserve">Create &amp; switch to new blank </w:t>
+      </w:r>
+      <w:proofErr w:type="gramStart"/>
+      <w:r>
+        <w:rPr>
+          <w:b/>
+          <w:bCs/>
+        </w:rPr>
+        <w:t>tab</w:t>
+      </w:r>
+      <w:r>
+        <w:rPr>
+          <w:b/>
+          <w:bCs/>
+        </w:rPr>
+        <w:t xml:space="preserve"> :</w:t>
+      </w:r>
+      <w:proofErr w:type="gramEnd"/>
+    </w:p>
+    <w:p>
+      <w:proofErr w:type="spellStart"/>
+      <w:proofErr w:type="gramStart"/>
+      <w:r>
+        <w:t>driver.switchTo</w:t>
+      </w:r>
+      <w:proofErr w:type="spellEnd"/>
+      <w:proofErr w:type="gramEnd"/>
+      <w:r>
+        <w:t>(</w:t>
+      </w:r>
+      <w:proofErr w:type="gramStart"/>
+      <w:r>
+        <w:t>).</w:t>
+      </w:r>
+      <w:proofErr w:type="spellStart"/>
+      <w:r>
+        <w:t>newWindow</w:t>
+      </w:r>
+      <w:proofErr w:type="spellEnd"/>
+      <w:proofErr w:type="gramEnd"/>
+      <w:r>
+        <w:t>(</w:t>
+      </w:r>
+      <w:proofErr w:type="spellStart"/>
+      <w:r>
+        <w:t>WindowType.TAB</w:t>
+      </w:r>
+      <w:proofErr w:type="spellEnd"/>
+      <w:r>
+        <w:t>);</w:t>
+      </w:r>
+    </w:p>
+    <w:p>
+      <w:pPr>
+        <w:rPr>
+          <w:b/>
+          <w:bCs/>
+        </w:rPr>
+      </w:pPr>
+      <w:r>
+        <w:rPr>
+          <w:b/>
+          <w:bCs/>
+        </w:rPr>
+        <w:t xml:space="preserve">Create &amp; switch to new blank </w:t>
+      </w:r>
+      <w:proofErr w:type="gramStart"/>
+      <w:r>
+        <w:rPr>
+          <w:b/>
+          <w:bCs/>
+        </w:rPr>
+        <w:t>window</w:t>
+      </w:r>
+      <w:r>
+        <w:rPr>
+          <w:b/>
+          <w:bCs/>
+        </w:rPr>
+        <w:t xml:space="preserve"> :</w:t>
+      </w:r>
+      <w:proofErr w:type="gramEnd"/>
+    </w:p>
+    <w:p>
+      <w:proofErr w:type="spellStart"/>
+      <w:proofErr w:type="gramStart"/>
+      <w:r>
+        <w:t>driver.switchTo</w:t>
+      </w:r>
+      <w:proofErr w:type="spellEnd"/>
+      <w:proofErr w:type="gramEnd"/>
+      <w:r>
+        <w:t>(</w:t>
+      </w:r>
+      <w:proofErr w:type="gramStart"/>
+      <w:r>
+        <w:t>).</w:t>
+      </w:r>
+      <w:proofErr w:type="spellStart"/>
+      <w:r>
+        <w:t>newWindow</w:t>
+      </w:r>
+      <w:proofErr w:type="spellEnd"/>
+      <w:proofErr w:type="gramEnd"/>
+      <w:r>
+        <w:t>(</w:t>
+      </w:r>
+      <w:proofErr w:type="spellStart"/>
+      <w:r>
+        <w:t>WindowType.WINDOW</w:t>
+      </w:r>
+      <w:proofErr w:type="spellEnd"/>
+      <w:r>
+        <w:t>);</w:t>
+      </w:r>
+    </w:p>
+    <w:p/>
+    <w:p>
+      <w:pPr>
+        <w:rPr>
+          <w:b/>
+          <w:bCs/>
+        </w:rPr>
+      </w:pPr>
+      <w:r>
+        <w:rPr>
+          <w:b/>
+          <w:bCs/>
+        </w:rPr>
+        <w:lastRenderedPageBreak/>
+        <w:t>Ex-</w:t>
+      </w:r>
+    </w:p>
+    <w:p>
+      <w:r>
+        <w:t>// Step 1: Store the Parent Window handle</w:t>
+      </w:r>
+    </w:p>
+    <w:p>
+      <w:r>
+        <w:t xml:space="preserve">String </w:t>
+      </w:r>
+      <w:proofErr w:type="spellStart"/>
+      <w:r>
+        <w:t>parentWindowHandle</w:t>
+      </w:r>
+      <w:proofErr w:type="spellEnd"/>
+      <w:r>
+        <w:t xml:space="preserve"> = </w:t>
+      </w:r>
+      <w:proofErr w:type="spellStart"/>
+      <w:proofErr w:type="gramStart"/>
+      <w:r>
+        <w:t>driver.getWindowHandle</w:t>
+      </w:r>
+      <w:proofErr w:type="spellEnd"/>
+      <w:proofErr w:type="gramEnd"/>
+      <w:r>
+        <w:t>();</w:t>
+      </w:r>
+    </w:p>
+    <w:p>
+      <w:proofErr w:type="spellStart"/>
+      <w:r>
+        <w:t>System.out.println</w:t>
+      </w:r>
+      <w:proofErr w:type="spellEnd"/>
+      <w:r>
+        <w:t xml:space="preserve">("Parent Window Handle: " + </w:t>
+      </w:r>
+      <w:proofErr w:type="spellStart"/>
+      <w:r>
+        <w:t>parentWindowHandle</w:t>
+      </w:r>
+      <w:proofErr w:type="spellEnd"/>
+      <w:r>
+        <w:t>);</w:t>
+      </w:r>
+    </w:p>
+    <w:p/>
+    <w:p>
+      <w:r>
+        <w:t>// Step 2: Open a new tab and switch automatically</w:t>
+      </w:r>
+    </w:p>
+    <w:p>
+      <w:proofErr w:type="spellStart"/>
+      <w:proofErr w:type="gramStart"/>
+      <w:r>
+        <w:t>driver.switchTo</w:t>
+      </w:r>
+      <w:proofErr w:type="spellEnd"/>
+      <w:proofErr w:type="gramEnd"/>
+      <w:r>
+        <w:t>(</w:t>
+      </w:r>
+      <w:proofErr w:type="gramStart"/>
+      <w:r>
+        <w:t>).</w:t>
+      </w:r>
+      <w:proofErr w:type="spellStart"/>
+      <w:r>
+        <w:t>newWindow</w:t>
+      </w:r>
+      <w:proofErr w:type="spellEnd"/>
+      <w:proofErr w:type="gramEnd"/>
+      <w:r>
+        <w:t>(</w:t>
+      </w:r>
+      <w:proofErr w:type="spellStart"/>
+      <w:r>
+        <w:t>WindowType.TAB</w:t>
+      </w:r>
+      <w:proofErr w:type="spellEnd"/>
+      <w:r>
+        <w:t>);</w:t>
+      </w:r>
+    </w:p>
+    <w:p>
+      <w:proofErr w:type="spellStart"/>
+      <w:r>
+        <w:t>driver.get</w:t>
+      </w:r>
+      <w:proofErr w:type="spellEnd"/>
+      <w:r>
+        <w:t>("https://payment-gateway.example.com");</w:t>
+      </w:r>
+    </w:p>
+    <w:p>
+      <w:r>
+        <w:t>// Step 3: Get all open window handles</w:t>
+      </w:r>
+    </w:p>
+    <w:p>
+      <w:r>
+        <w:t xml:space="preserve">Set&lt;String&gt; </w:t>
+      </w:r>
+      <w:proofErr w:type="spellStart"/>
+      <w:r>
+        <w:t>allWindowHandles</w:t>
+      </w:r>
+      <w:proofErr w:type="spellEnd"/>
+      <w:r>
+        <w:t xml:space="preserve"> = </w:t>
+      </w:r>
+      <w:proofErr w:type="spellStart"/>
+      <w:proofErr w:type="gramStart"/>
+      <w:r>
+        <w:t>driver.getWindowHandles</w:t>
+      </w:r>
+      <w:proofErr w:type="spellEnd"/>
+      <w:proofErr w:type="gramEnd"/>
+      <w:r>
+        <w:t>();</w:t>
+      </w:r>
+    </w:p>
+    <w:p>
+      <w:r>
+        <w:t>// Step 4: Iterate through handles to switch between tabs</w:t>
+      </w:r>
+    </w:p>
+    <w:p>
+      <w:r>
+        <w:t xml:space="preserve">for (String </w:t>
+      </w:r>
+      <w:proofErr w:type="gramStart"/>
+      <w:r>
+        <w:t>handle :</w:t>
+      </w:r>
+      <w:proofErr w:type="gramEnd"/>
+      <w:r>
+        <w:t xml:space="preserve"> </w:t>
+      </w:r>
+      <w:proofErr w:type="spellStart"/>
+      <w:r>
+        <w:t>allWindowHandles</w:t>
+      </w:r>
+      <w:proofErr w:type="spellEnd"/>
+      <w:r>
+        <w:t>) {</w:t>
+      </w:r>
+    </w:p>
+    <w:p>
+      <w:r>
+        <w:t xml:space="preserve">    if </w:t>
+      </w:r>
+      <w:proofErr w:type="gramStart"/>
+      <w:r>
+        <w:t>(!</w:t>
+      </w:r>
+      <w:proofErr w:type="spellStart"/>
+      <w:r>
+        <w:t>handle</w:t>
+      </w:r>
+      <w:proofErr w:type="gramEnd"/>
+      <w:r>
+        <w:t>.equals</w:t>
+      </w:r>
+      <w:proofErr w:type="spellEnd"/>
+      <w:r>
+        <w:t>(</w:t>
+      </w:r>
+      <w:proofErr w:type="spellStart"/>
+      <w:r>
+        <w:t>parentWindowHandle</w:t>
+      </w:r>
+      <w:proofErr w:type="spellEnd"/>
+      <w:r>
+        <w:t>)) {</w:t>
+      </w:r>
+    </w:p>
+    <w:p>
+      <w:r>
+        <w:t xml:space="preserve">        </w:t>
+      </w:r>
+      <w:proofErr w:type="spellStart"/>
+      <w:proofErr w:type="gramStart"/>
+      <w:r>
+        <w:t>driver.switchTo</w:t>
+      </w:r>
+      <w:proofErr w:type="spellEnd"/>
+      <w:proofErr w:type="gramEnd"/>
+      <w:r>
+        <w:t>(</w:t>
+      </w:r>
+      <w:proofErr w:type="gramStart"/>
+      <w:r>
+        <w:t>).window</w:t>
+      </w:r>
+      <w:proofErr w:type="gramEnd"/>
+      <w:r>
+        <w:t>(handle);</w:t>
+      </w:r>
+    </w:p>
+    <w:p>
+      <w:r>
+        <w:t xml:space="preserve">        </w:t>
+      </w:r>
+      <w:proofErr w:type="spellStart"/>
+      <w:r>
+        <w:t>System.out.println</w:t>
+      </w:r>
+      <w:proofErr w:type="spellEnd"/>
+      <w:r>
+        <w:t xml:space="preserve">("Switched to Child Tab Title: " + </w:t>
+      </w:r>
+      <w:proofErr w:type="spellStart"/>
+      <w:proofErr w:type="gramStart"/>
+      <w:r>
+        <w:t>driver.getTitle</w:t>
+      </w:r>
+      <w:proofErr w:type="spellEnd"/>
+      <w:proofErr w:type="gramEnd"/>
+      <w:r>
+        <w:t>());</w:t>
+      </w:r>
+    </w:p>
+    <w:p>
+      <w:r>
+        <w:t xml:space="preserve">        break;</w:t>
+      </w:r>
+    </w:p>
+    <w:p>
+      <w:r>
+        <w:t xml:space="preserve">    }</w:t>
+      </w:r>
+    </w:p>
+    <w:p>
+      <w:r>
+        <w:t>}</w:t>
+      </w:r>
+    </w:p>
+    <w:p>
+      <w:r>
+        <w:t>// Step 5: Close the current child tab and switch back to parent</w:t>
+      </w:r>
+    </w:p>
+    <w:p>
+      <w:proofErr w:type="spellStart"/>
+      <w:proofErr w:type="gramStart"/>
+      <w:r>
+        <w:t>driver.close</w:t>
+      </w:r>
+      <w:proofErr w:type="spellEnd"/>
+      <w:proofErr w:type="gramEnd"/>
+      <w:r>
+        <w:t>(); // Closes the current active tab</w:t>
+      </w:r>
+    </w:p>
+    <w:p>
+      <w:proofErr w:type="spellStart"/>
+      <w:proofErr w:type="gramStart"/>
+      <w:r>
+        <w:t>driver.switchTo</w:t>
+      </w:r>
+      <w:proofErr w:type="spellEnd"/>
+      <w:proofErr w:type="gramEnd"/>
+      <w:r>
+        <w:t>(</w:t>
+      </w:r>
+      <w:proofErr w:type="gramStart"/>
+      <w:r>
+        <w:t>).window</w:t>
+      </w:r>
+      <w:proofErr w:type="gramEnd"/>
+      <w:r>
+        <w:t>(</w:t>
+      </w:r>
+      <w:proofErr w:type="spellStart"/>
+      <w:r>
+        <w:t>parentWindowHandle</w:t>
+      </w:r>
+      <w:proofErr w:type="spellEnd"/>
+      <w:r>
+        <w:t>); // Restores focus to original window</w:t>
+      </w:r>
+    </w:p>
+    <w:p/>
+    <w:p>
+      <w:pPr>
+        <w:rPr>
+          <w:b/>
+          <w:bCs/>
+        </w:rPr>
+      </w:pPr>
+      <w:r>
+        <w:rPr>
+          <w:b/>
+          <w:bCs/>
+        </w:rPr>
+        <w:t>Q</w:t>
+      </w:r>
+      <w:proofErr w:type="gramStart"/>
+      <w:r>
+        <w:rPr>
+          <w:b/>
+          <w:bCs/>
+        </w:rPr>
+        <w:t>-</w:t>
+      </w:r>
+      <w:r>
+        <w:rPr>
+          <w:b/>
+          <w:bCs/>
+        </w:rPr>
+        <w:t xml:space="preserve"> </w:t>
+      </w:r>
+      <w:r>
+        <w:rPr>
+          <w:b/>
+          <w:bCs/>
+        </w:rPr>
+        <w:t xml:space="preserve"> If</w:t>
+      </w:r>
+      <w:proofErr w:type="gramEnd"/>
+      <w:r>
+        <w:rPr>
+          <w:b/>
+          <w:bCs/>
+        </w:rPr>
+        <w:t xml:space="preserve"> there are multiple similar elements, how does WebDriver identify them?</w:t>
+      </w:r>
+    </w:p>
+    <w:p>
+      <w:pPr>
+        <w:rPr>
+          <w:b/>
+          <w:bCs/>
+        </w:rPr>
+      </w:pPr>
+    </w:p>
+    <w:p>
+      <w:pPr>
+        <w:pStyle w:val="ListParagraph"/>
       </w:pPr>
     </w:p>
     <w:p>
@@ -17228,13 +19496,13 @@
           <w:color w:val="000000" w:themeColor="text1"/>
         </w:rPr>
       </w:pPr>
-    </w:p>
-    <w:p>
-      <w:pPr>
-        <w:rPr>
-          <w:color w:val="000000" w:themeColor="text1"/>
-        </w:rPr>
-      </w:pPr>
+      <w:r>
+        <w:rPr>
+          <w:b/>
+          <w:bCs/>
+        </w:rPr>
+        <w:br/>
+      </w:r>
     </w:p>
     <w:p>
       <w:pPr>
